--- a/Analysis/alternative stable state.docx
+++ b/Analysis/alternative stable state.docx
@@ -25,7 +25,7 @@
                     </pic:cNvPicPr>
                   </pic:nvPicPr>
                   <pic:blipFill>
-                    <a:blip r:embed="rId4">
+                    <a:blip r:embed="rId6">
                       <a:extLst>
                         <a:ext uri="{28A0092B-C50C-407E-A947-70E740481C1C}">
                           <a14:useLocalDpi xmlns:a14="http://schemas.microsoft.com/office/drawing/2010/main" val="0"/>
@@ -75,7 +75,7 @@
                     </pic:cNvPicPr>
                   </pic:nvPicPr>
                   <pic:blipFill>
-                    <a:blip r:embed="rId5">
+                    <a:blip r:embed="rId7">
                       <a:extLst>
                         <a:ext uri="{28A0092B-C50C-407E-A947-70E740481C1C}">
                           <a14:useLocalDpi xmlns:a14="http://schemas.microsoft.com/office/drawing/2010/main" val="0"/>
@@ -155,91 +155,4213 @@
       <w:r>
         <w:t>r = 1, K = 10,</w:t>
       </w:r>
+    </w:p>
+    <w:p>
+      <w:r>
+        <w:t>+            a1 = 0.5, a2 = 0.5, R1 = 1, R2 = 1, e1 = 0.5, e2 = 0.5,</w:t>
+      </w:r>
+    </w:p>
+    <w:p>
+      <w:r>
+        <w:t>+            b1 = 0.3, b2 = 0.45, m1 = 0.05, m2 = 0.05, e1H = 0.5, e2H = 0.5,</w:t>
+      </w:r>
+    </w:p>
+    <w:p>
+      <w:r>
+        <w:t>+            o1 = 0.8, o2 = 0.8, h1 = 1, h2 = 1, c1 = 0.9, c2 = 0.9, d = 0.03, DL = 0)</w:t>
+      </w:r>
+    </w:p>
+    <w:p/>
+    <w:p>
+      <w:r>
+        <w:rPr>
+          <w:rFonts w:hint="eastAsia"/>
+        </w:rPr>
+        <w:t>Al</w:t>
+      </w:r>
+      <w:r>
+        <w:t>ternative stable state</w:t>
+      </w:r>
+    </w:p>
+    <w:p>
+      <w:r>
+        <w:rPr>
+          <w:rFonts w:hint="eastAsia"/>
+        </w:rPr>
+        <w:t>Wh</w:t>
+      </w:r>
+      <w:r>
+        <w:t xml:space="preserve">en H is large and </w:t>
+      </w:r>
+      <w:r>
+        <w:rPr>
+          <w:rFonts w:cs="Times New Roman"/>
+        </w:rPr>
+        <w:t>α</w:t>
+      </w:r>
+      <w:r>
+        <w:rPr>
+          <w:vertAlign w:val="subscript"/>
+        </w:rPr>
+        <w:t>1</w:t>
+      </w:r>
+      <w:r>
+        <w:t xml:space="preserve"> = </w:t>
+      </w:r>
+      <w:r>
+        <w:rPr>
+          <w:rFonts w:cs="Times New Roman"/>
+        </w:rPr>
+        <w:t>α</w:t>
+      </w:r>
+      <w:r>
+        <w:rPr>
+          <w:vertAlign w:val="subscript"/>
+        </w:rPr>
+        <w:t>2</w:t>
+      </w:r>
+      <w:r>
+        <w:t>, P</w:t>
+      </w:r>
+      <w:r>
+        <w:rPr>
+          <w:vertAlign w:val="subscript"/>
+        </w:rPr>
+        <w:t xml:space="preserve">2 </w:t>
+      </w:r>
+      <w:r>
+        <w:t>will be excluded because H is too large</w:t>
+      </w:r>
+      <w:r>
+        <w:t>.</w:t>
+      </w:r>
+    </w:p>
+    <w:p/>
+    <w:p/>
+    <w:p/>
+    <w:p>
+      <w:r>
+        <w:rPr>
+          <w:noProof/>
+        </w:rPr>
+        <w:drawing>
+          <wp:inline distT="0" distB="0" distL="0" distR="0" wp14:anchorId="1A8B0E6D" wp14:editId="37A69FDE">
+            <wp:extent cx="6121715" cy="1435174"/>
+            <wp:effectExtent l="0" t="0" r="0" b="0"/>
+            <wp:docPr id="1" name="圖片 1"/>
+            <wp:cNvGraphicFramePr>
+              <a:graphicFrameLocks xmlns:a="http://schemas.openxmlformats.org/drawingml/2006/main" noChangeAspect="1"/>
+            </wp:cNvGraphicFramePr>
+            <a:graphic xmlns:a="http://schemas.openxmlformats.org/drawingml/2006/main">
+              <a:graphicData uri="http://schemas.openxmlformats.org/drawingml/2006/picture">
+                <pic:pic xmlns:pic="http://schemas.openxmlformats.org/drawingml/2006/picture">
+                  <pic:nvPicPr>
+                    <pic:cNvPr id="1" name=""/>
+                    <pic:cNvPicPr/>
+                  </pic:nvPicPr>
+                  <pic:blipFill>
+                    <a:blip r:embed="rId8"/>
+                    <a:stretch>
+                      <a:fillRect/>
+                    </a:stretch>
+                  </pic:blipFill>
+                  <pic:spPr>
+                    <a:xfrm>
+                      <a:off x="0" y="0"/>
+                      <a:ext cx="6121715" cy="1435174"/>
+                    </a:xfrm>
+                    <a:prstGeom prst="rect">
+                      <a:avLst/>
+                    </a:prstGeom>
+                  </pic:spPr>
+                </pic:pic>
+              </a:graphicData>
+            </a:graphic>
+          </wp:inline>
+        </w:drawing>
+      </w:r>
+    </w:p>
+    <w:p/>
+    <w:p>
+      <w:r>
+        <w:rPr>
+          <w:noProof/>
+        </w:rPr>
+        <w:drawing>
+          <wp:inline distT="0" distB="0" distL="0" distR="0" wp14:anchorId="5B251040">
+            <wp:extent cx="3100920" cy="2457934"/>
+            <wp:effectExtent l="0" t="0" r="4445" b="0"/>
+            <wp:docPr id="5" name="圖片 5"/>
+            <wp:cNvGraphicFramePr>
+              <a:graphicFrameLocks xmlns:a="http://schemas.openxmlformats.org/drawingml/2006/main" noChangeAspect="1"/>
+            </wp:cNvGraphicFramePr>
+            <a:graphic xmlns:a="http://schemas.openxmlformats.org/drawingml/2006/main">
+              <a:graphicData uri="http://schemas.openxmlformats.org/drawingml/2006/picture">
+                <pic:pic xmlns:pic="http://schemas.openxmlformats.org/drawingml/2006/picture">
+                  <pic:nvPicPr>
+                    <pic:cNvPr id="0" name="Picture 3"/>
+                    <pic:cNvPicPr>
+                      <a:picLocks noChangeAspect="1" noChangeArrowheads="1"/>
+                    </pic:cNvPicPr>
+                  </pic:nvPicPr>
+                  <pic:blipFill>
+                    <a:blip r:embed="rId9">
+                      <a:extLst>
+                        <a:ext uri="{28A0092B-C50C-407E-A947-70E740481C1C}">
+                          <a14:useLocalDpi xmlns:a14="http://schemas.microsoft.com/office/drawing/2010/main" val="0"/>
+                        </a:ext>
+                      </a:extLst>
+                    </a:blip>
+                    <a:srcRect/>
+                    <a:stretch>
+                      <a:fillRect/>
+                    </a:stretch>
+                  </pic:blipFill>
+                  <pic:spPr bwMode="auto">
+                    <a:xfrm>
+                      <a:off x="0" y="0"/>
+                      <a:ext cx="3142823" cy="2491149"/>
+                    </a:xfrm>
+                    <a:prstGeom prst="rect">
+                      <a:avLst/>
+                    </a:prstGeom>
+                    <a:noFill/>
+                  </pic:spPr>
+                </pic:pic>
+              </a:graphicData>
+            </a:graphic>
+          </wp:inline>
+        </w:drawing>
+      </w:r>
+      <w:r>
+        <w:rPr>
+          <w:noProof/>
+        </w:rPr>
+        <w:drawing>
+          <wp:inline distT="0" distB="0" distL="0" distR="0" wp14:anchorId="677B605A">
+            <wp:extent cx="3095311" cy="2453489"/>
+            <wp:effectExtent l="0" t="0" r="0" b="4445"/>
+            <wp:docPr id="6" name="圖片 6"/>
+            <wp:cNvGraphicFramePr>
+              <a:graphicFrameLocks xmlns:a="http://schemas.openxmlformats.org/drawingml/2006/main" noChangeAspect="1"/>
+            </wp:cNvGraphicFramePr>
+            <a:graphic xmlns:a="http://schemas.openxmlformats.org/drawingml/2006/main">
+              <a:graphicData uri="http://schemas.openxmlformats.org/drawingml/2006/picture">
+                <pic:pic xmlns:pic="http://schemas.openxmlformats.org/drawingml/2006/picture">
+                  <pic:nvPicPr>
+                    <pic:cNvPr id="0" name="Picture 4"/>
+                    <pic:cNvPicPr>
+                      <a:picLocks noChangeAspect="1" noChangeArrowheads="1"/>
+                    </pic:cNvPicPr>
+                  </pic:nvPicPr>
+                  <pic:blipFill>
+                    <a:blip r:embed="rId10">
+                      <a:extLst>
+                        <a:ext uri="{28A0092B-C50C-407E-A947-70E740481C1C}">
+                          <a14:useLocalDpi xmlns:a14="http://schemas.microsoft.com/office/drawing/2010/main" val="0"/>
+                        </a:ext>
+                      </a:extLst>
+                    </a:blip>
+                    <a:srcRect/>
+                    <a:stretch>
+                      <a:fillRect/>
+                    </a:stretch>
+                  </pic:blipFill>
+                  <pic:spPr bwMode="auto">
+                    <a:xfrm>
+                      <a:off x="0" y="0"/>
+                      <a:ext cx="3103199" cy="2459741"/>
+                    </a:xfrm>
+                    <a:prstGeom prst="rect">
+                      <a:avLst/>
+                    </a:prstGeom>
+                    <a:noFill/>
+                  </pic:spPr>
+                </pic:pic>
+              </a:graphicData>
+            </a:graphic>
+          </wp:inline>
+        </w:drawing>
+      </w:r>
+    </w:p>
+    <w:p>
+      <w:r>
+        <w:rPr>
+          <w:noProof/>
+        </w:rPr>
+        <w:lastRenderedPageBreak/>
+        <w:drawing>
+          <wp:inline distT="0" distB="0" distL="0" distR="0" wp14:anchorId="1E69DB0B">
+            <wp:extent cx="5333987" cy="4227969"/>
+            <wp:effectExtent l="0" t="0" r="635" b="1270"/>
+            <wp:docPr id="8" name="圖片 8"/>
+            <wp:cNvGraphicFramePr>
+              <a:graphicFrameLocks xmlns:a="http://schemas.openxmlformats.org/drawingml/2006/main" noChangeAspect="1"/>
+            </wp:cNvGraphicFramePr>
+            <a:graphic xmlns:a="http://schemas.openxmlformats.org/drawingml/2006/main">
+              <a:graphicData uri="http://schemas.openxmlformats.org/drawingml/2006/picture">
+                <pic:pic xmlns:pic="http://schemas.openxmlformats.org/drawingml/2006/picture">
+                  <pic:nvPicPr>
+                    <pic:cNvPr id="0" name="Picture 5"/>
+                    <pic:cNvPicPr>
+                      <a:picLocks noChangeAspect="1" noChangeArrowheads="1"/>
+                    </pic:cNvPicPr>
+                  </pic:nvPicPr>
+                  <pic:blipFill>
+                    <a:blip r:embed="rId11">
+                      <a:extLst>
+                        <a:ext uri="{28A0092B-C50C-407E-A947-70E740481C1C}">
+                          <a14:useLocalDpi xmlns:a14="http://schemas.microsoft.com/office/drawing/2010/main" val="0"/>
+                        </a:ext>
+                      </a:extLst>
+                    </a:blip>
+                    <a:srcRect/>
+                    <a:stretch>
+                      <a:fillRect/>
+                    </a:stretch>
+                  </pic:blipFill>
+                  <pic:spPr bwMode="auto">
+                    <a:xfrm>
+                      <a:off x="0" y="0"/>
+                      <a:ext cx="5338493" cy="4231540"/>
+                    </a:xfrm>
+                    <a:prstGeom prst="rect">
+                      <a:avLst/>
+                    </a:prstGeom>
+                    <a:noFill/>
+                  </pic:spPr>
+                </pic:pic>
+              </a:graphicData>
+            </a:graphic>
+          </wp:inline>
+        </w:drawing>
+      </w:r>
+    </w:p>
+    <w:p>
+      <w:r>
+        <w:rPr>
+          <w:rFonts w:hint="eastAsia"/>
+        </w:rPr>
+        <w:t>Be</w:t>
+      </w:r>
+      <w:r>
+        <w:t>cause unstable</w:t>
+      </w:r>
+    </w:p>
+    <w:p>
+      <w:r>
+        <w:br w:type="page"/>
+      </w:r>
+    </w:p>
+    <w:p>
+      <w:r>
+        <w:rPr>
+          <w:noProof/>
+        </w:rPr>
+        <w:lastRenderedPageBreak/>
+        <w:drawing>
+          <wp:inline distT="0" distB="0" distL="0" distR="0" wp14:anchorId="769750DA">
+            <wp:extent cx="6916469" cy="5317643"/>
+            <wp:effectExtent l="0" t="0" r="0" b="0"/>
+            <wp:docPr id="7" name="圖片 7"/>
+            <wp:cNvGraphicFramePr>
+              <a:graphicFrameLocks xmlns:a="http://schemas.openxmlformats.org/drawingml/2006/main" noChangeAspect="1"/>
+            </wp:cNvGraphicFramePr>
+            <a:graphic xmlns:a="http://schemas.openxmlformats.org/drawingml/2006/main">
+              <a:graphicData uri="http://schemas.openxmlformats.org/drawingml/2006/picture">
+                <pic:pic xmlns:pic="http://schemas.openxmlformats.org/drawingml/2006/picture">
+                  <pic:nvPicPr>
+                    <pic:cNvPr id="0" name="Picture 2"/>
+                    <pic:cNvPicPr>
+                      <a:picLocks noChangeAspect="1" noChangeArrowheads="1"/>
+                    </pic:cNvPicPr>
+                  </pic:nvPicPr>
+                  <pic:blipFill>
+                    <a:blip r:embed="rId12">
+                      <a:extLst>
+                        <a:ext uri="{28A0092B-C50C-407E-A947-70E740481C1C}">
+                          <a14:useLocalDpi xmlns:a14="http://schemas.microsoft.com/office/drawing/2010/main" val="0"/>
+                        </a:ext>
+                      </a:extLst>
+                    </a:blip>
+                    <a:srcRect/>
+                    <a:stretch>
+                      <a:fillRect/>
+                    </a:stretch>
+                  </pic:blipFill>
+                  <pic:spPr bwMode="auto">
+                    <a:xfrm>
+                      <a:off x="0" y="0"/>
+                      <a:ext cx="6923847" cy="5323315"/>
+                    </a:xfrm>
+                    <a:prstGeom prst="rect">
+                      <a:avLst/>
+                    </a:prstGeom>
+                    <a:noFill/>
+                  </pic:spPr>
+                </pic:pic>
+              </a:graphicData>
+            </a:graphic>
+          </wp:inline>
+        </w:drawing>
+      </w:r>
+    </w:p>
+    <w:p>
+      <w:r>
+        <w:rPr>
+          <w:rFonts w:hint="eastAsia"/>
+        </w:rPr>
+        <w:t>T</w:t>
+      </w:r>
+      <w:r>
+        <w:t xml:space="preserve">here are alternative stable states when both </w:t>
+      </w:r>
+      <m:oMath>
+        <m:sSub>
+          <m:sSubPr>
+            <m:ctrlPr>
+              <w:rPr>
+                <w:rFonts w:ascii="Cambria Math" w:hAnsi="Cambria Math"/>
+              </w:rPr>
+            </m:ctrlPr>
+          </m:sSubPr>
+          <m:e>
+            <m:r>
+              <w:rPr>
+                <w:rFonts w:ascii="Cambria Math" w:hAnsi="Cambria Math"/>
+              </w:rPr>
+              <m:t>m</m:t>
+            </m:r>
+          </m:e>
+          <m:sub>
+            <m:r>
+              <m:rPr>
+                <m:sty m:val="p"/>
+              </m:rPr>
+              <w:rPr>
+                <w:rFonts w:ascii="Cambria Math" w:hAnsi="Cambria Math"/>
+              </w:rPr>
+              <m:t>1</m:t>
+            </m:r>
+          </m:sub>
+        </m:sSub>
+      </m:oMath>
+      <w:r>
+        <w:rPr>
+          <w:rFonts w:hint="eastAsia"/>
+        </w:rPr>
+        <w:t xml:space="preserve"> </w:t>
+      </w:r>
+      <w:r>
+        <w:t xml:space="preserve">and </w:t>
+      </w:r>
+      <m:oMath>
+        <m:sSub>
+          <m:sSubPr>
+            <m:ctrlPr>
+              <w:rPr>
+                <w:rFonts w:ascii="Cambria Math" w:hAnsi="Cambria Math"/>
+              </w:rPr>
+            </m:ctrlPr>
+          </m:sSubPr>
+          <m:e>
+            <m:r>
+              <w:rPr>
+                <w:rFonts w:ascii="Cambria Math" w:hAnsi="Cambria Math"/>
+              </w:rPr>
+              <m:t>m</m:t>
+            </m:r>
+          </m:e>
+          <m:sub>
+            <m:r>
+              <m:rPr>
+                <m:sty m:val="p"/>
+              </m:rPr>
+              <w:rPr>
+                <w:rFonts w:ascii="Cambria Math" w:hAnsi="Cambria Math"/>
+              </w:rPr>
+              <m:t>2</m:t>
+            </m:r>
+          </m:sub>
+        </m:sSub>
+      </m:oMath>
+      <w:r>
+        <w:rPr>
+          <w:rFonts w:hint="eastAsia"/>
+        </w:rPr>
+        <w:t xml:space="preserve"> </w:t>
+      </w:r>
+      <w:r>
+        <w:t>are small.</w:t>
+      </w:r>
+    </w:p>
+    <w:p>
+      <w:r>
+        <w:rPr>
+          <w:noProof/>
+        </w:rPr>
+        <w:drawing>
+          <wp:inline distT="0" distB="0" distL="0" distR="0" wp14:anchorId="061013BD" wp14:editId="2EE6395C">
+            <wp:extent cx="6840220" cy="818515"/>
+            <wp:effectExtent l="0" t="0" r="0" b="635"/>
+            <wp:docPr id="9" name="圖片 9"/>
+            <wp:cNvGraphicFramePr>
+              <a:graphicFrameLocks xmlns:a="http://schemas.openxmlformats.org/drawingml/2006/main" noChangeAspect="1"/>
+            </wp:cNvGraphicFramePr>
+            <a:graphic xmlns:a="http://schemas.openxmlformats.org/drawingml/2006/main">
+              <a:graphicData uri="http://schemas.openxmlformats.org/drawingml/2006/picture">
+                <pic:pic xmlns:pic="http://schemas.openxmlformats.org/drawingml/2006/picture">
+                  <pic:nvPicPr>
+                    <pic:cNvPr id="1" name=""/>
+                    <pic:cNvPicPr/>
+                  </pic:nvPicPr>
+                  <pic:blipFill>
+                    <a:blip r:embed="rId13"/>
+                    <a:stretch>
+                      <a:fillRect/>
+                    </a:stretch>
+                  </pic:blipFill>
+                  <pic:spPr>
+                    <a:xfrm>
+                      <a:off x="0" y="0"/>
+                      <a:ext cx="6840220" cy="818515"/>
+                    </a:xfrm>
+                    <a:prstGeom prst="rect">
+                      <a:avLst/>
+                    </a:prstGeom>
+                  </pic:spPr>
+                </pic:pic>
+              </a:graphicData>
+            </a:graphic>
+          </wp:inline>
+        </w:drawing>
+      </w:r>
+    </w:p>
+    <w:p>
+      <w:pPr>
+        <w:widowControl/>
+      </w:pPr>
+      <w:r>
+        <w:br w:type="page"/>
+      </w:r>
+    </w:p>
+    <w:p>
+      <w:pPr>
+        <w:widowControl/>
+      </w:pPr>
+      <w:r>
+        <w:rPr>
+          <w:noProof/>
+        </w:rPr>
+        <w:lastRenderedPageBreak/>
+        <mc:AlternateContent>
+          <mc:Choice Requires="wps">
+            <w:drawing>
+              <wp:anchor distT="0" distB="0" distL="114300" distR="114300" simplePos="0" relativeHeight="251659264" behindDoc="0" locked="0" layoutInCell="1" allowOverlap="1">
+                <wp:simplePos x="0" y="0"/>
+                <wp:positionH relativeFrom="column">
+                  <wp:posOffset>494464</wp:posOffset>
+                </wp:positionH>
+                <wp:positionV relativeFrom="paragraph">
+                  <wp:posOffset>1572732</wp:posOffset>
+                </wp:positionV>
+                <wp:extent cx="376957" cy="302312"/>
+                <wp:effectExtent l="56198" t="20002" r="3492" b="0"/>
+                <wp:wrapNone/>
+                <wp:docPr id="10" name="箭號: 向右 10"/>
+                <wp:cNvGraphicFramePr/>
+                <a:graphic xmlns:a="http://schemas.openxmlformats.org/drawingml/2006/main">
+                  <a:graphicData uri="http://schemas.microsoft.com/office/word/2010/wordprocessingShape">
+                    <wps:wsp>
+                      <wps:cNvSpPr/>
+                      <wps:spPr>
+                        <a:xfrm rot="3050174">
+                          <a:off x="0" y="0"/>
+                          <a:ext cx="376957" cy="302312"/>
+                        </a:xfrm>
+                        <a:prstGeom prst="rightArrow">
+                          <a:avLst/>
+                        </a:prstGeom>
+                        <a:solidFill>
+                          <a:srgbClr val="C00000"/>
+                        </a:solidFill>
+                      </wps:spPr>
+                      <wps:style>
+                        <a:lnRef idx="2">
+                          <a:schemeClr val="dk1">
+                            <a:shade val="50000"/>
+                          </a:schemeClr>
+                        </a:lnRef>
+                        <a:fillRef idx="1">
+                          <a:schemeClr val="dk1"/>
+                        </a:fillRef>
+                        <a:effectRef idx="0">
+                          <a:schemeClr val="dk1"/>
+                        </a:effectRef>
+                        <a:fontRef idx="minor">
+                          <a:schemeClr val="lt1"/>
+                        </a:fontRef>
+                      </wps:style>
+                      <wps:bodyPr rot="0" spcFirstLastPara="0" vertOverflow="overflow" horzOverflow="overflow" vert="horz" wrap="square" lIns="91440" tIns="45720" rIns="91440" bIns="45720" numCol="1" spcCol="0" rtlCol="0" fromWordArt="0" anchor="ctr" anchorCtr="0" forceAA="0" compatLnSpc="1">
+                        <a:prstTxWarp prst="textNoShape">
+                          <a:avLst/>
+                        </a:prstTxWarp>
+                        <a:noAutofit/>
+                      </wps:bodyPr>
+                    </wps:wsp>
+                  </a:graphicData>
+                </a:graphic>
+              </wp:anchor>
+            </w:drawing>
+          </mc:Choice>
+          <mc:Fallback>
+            <w:pict>
+              <v:shapetype w14:anchorId="4AACB6DA" id="_x0000_t13" coordsize="21600,21600" o:spt="13" adj="16200,5400" path="m@0,l@0@1,0@1,0@2@0@2@0,21600,21600,10800xe">
+                <v:stroke joinstyle="miter"/>
+                <v:formulas>
+                  <v:f eqn="val #0"/>
+                  <v:f eqn="val #1"/>
+                  <v:f eqn="sum height 0 #1"/>
+                  <v:f eqn="sum 10800 0 #1"/>
+                  <v:f eqn="sum width 0 #0"/>
+                  <v:f eqn="prod @4 @3 10800"/>
+                  <v:f eqn="sum width 0 @5"/>
+                </v:formulas>
+                <v:path o:connecttype="custom" o:connectlocs="@0,0;0,10800;@0,21600;21600,10800" o:connectangles="270,180,90,0" textboxrect="0,@1,@6,@2"/>
+                <v:handles>
+                  <v:h position="#0,#1" xrange="0,21600" yrange="0,10800"/>
+                </v:handles>
+              </v:shapetype>
+              <v:shape id="箭號: 向右 10" o:spid="_x0000_s1026" type="#_x0000_t13" style="position:absolute;margin-left:38.95pt;margin-top:123.85pt;width:29.7pt;height:23.8pt;rotation:3331603fd;z-index:251659264;visibility:visible;mso-wrap-style:square;mso-wrap-distance-left:9pt;mso-wrap-distance-top:0;mso-wrap-distance-right:9pt;mso-wrap-distance-bottom:0;mso-position-horizontal:absolute;mso-position-horizontal-relative:text;mso-position-vertical:absolute;mso-position-vertical-relative:text;v-text-anchor:middle" o:gfxdata="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" adj="12939" fillcolor="#c00000" strokecolor="black [1600]" strokeweight="1pt"/>
+            </w:pict>
+          </mc:Fallback>
+        </mc:AlternateContent>
+      </w:r>
+      <w:r>
+        <w:rPr>
+          <w:noProof/>
+        </w:rPr>
+        <w:drawing>
+          <wp:inline distT="0" distB="0" distL="0" distR="0" wp14:anchorId="5E1230C3" wp14:editId="7AE59F13">
+            <wp:extent cx="2197100" cy="2075841"/>
+            <wp:effectExtent l="0" t="0" r="0" b="635"/>
+            <wp:docPr id="2" name="圖片 2"/>
+            <wp:cNvGraphicFramePr>
+              <a:graphicFrameLocks xmlns:a="http://schemas.openxmlformats.org/drawingml/2006/main" noChangeAspect="1"/>
+            </wp:cNvGraphicFramePr>
+            <a:graphic xmlns:a="http://schemas.openxmlformats.org/drawingml/2006/main">
+              <a:graphicData uri="http://schemas.openxmlformats.org/drawingml/2006/picture">
+                <pic:pic xmlns:pic="http://schemas.openxmlformats.org/drawingml/2006/picture">
+                  <pic:nvPicPr>
+                    <pic:cNvPr id="0" name="Picture 2"/>
+                    <pic:cNvPicPr>
+                      <a:picLocks noChangeAspect="1" noChangeArrowheads="1"/>
+                    </pic:cNvPicPr>
+                  </pic:nvPicPr>
+                  <pic:blipFill rotWithShape="1">
+                    <a:blip r:embed="rId12" cstate="print">
+                      <a:extLst>
+                        <a:ext uri="{28A0092B-C50C-407E-A947-70E740481C1C}">
+                          <a14:useLocalDpi xmlns:a14="http://schemas.microsoft.com/office/drawing/2010/main" val="0"/>
+                        </a:ext>
+                      </a:extLst>
+                    </a:blip>
+                    <a:srcRect l="1181" t="11265" r="30696" b="5018"/>
+                    <a:stretch/>
+                  </pic:blipFill>
+                  <pic:spPr bwMode="auto">
+                    <a:xfrm>
+                      <a:off x="0" y="0"/>
+                      <a:ext cx="2204372" cy="2082712"/>
+                    </a:xfrm>
+                    <a:prstGeom prst="rect">
+                      <a:avLst/>
+                    </a:prstGeom>
+                    <a:noFill/>
+                    <a:ln>
+                      <a:noFill/>
+                    </a:ln>
+                    <a:extLst>
+                      <a:ext uri="{53640926-AAD7-44D8-BBD7-CCE9431645EC}">
+                        <a14:shadowObscured xmlns:a14="http://schemas.microsoft.com/office/drawing/2010/main"/>
+                      </a:ext>
+                    </a:extLst>
+                  </pic:spPr>
+                </pic:pic>
+              </a:graphicData>
+            </a:graphic>
+          </wp:inline>
+        </w:drawing>
+      </w:r>
+    </w:p>
+    <w:p>
+      <w:r>
+        <w:t xml:space="preserve">When </w:t>
+      </w:r>
+      <m:oMath>
+        <m:sSub>
+          <m:sSubPr>
+            <m:ctrlPr>
+              <w:rPr>
+                <w:rFonts w:ascii="Cambria Math" w:hAnsi="Cambria Math"/>
+              </w:rPr>
+            </m:ctrlPr>
+          </m:sSubPr>
+          <m:e>
+            <m:r>
+              <w:rPr>
+                <w:rFonts w:ascii="Cambria Math" w:hAnsi="Cambria Math"/>
+              </w:rPr>
+              <m:t>m</m:t>
+            </m:r>
+          </m:e>
+          <m:sub>
+            <m:r>
+              <m:rPr>
+                <m:sty m:val="p"/>
+              </m:rPr>
+              <w:rPr>
+                <w:rFonts w:ascii="Cambria Math" w:hAnsi="Cambria Math"/>
+              </w:rPr>
+              <m:t>1</m:t>
+            </m:r>
+          </m:sub>
+        </m:sSub>
+        <m:r>
+          <m:rPr>
+            <m:sty m:val="p"/>
+          </m:rPr>
+          <w:rPr>
+            <w:rFonts w:ascii="Cambria Math" w:hAnsi="Cambria Math"/>
+          </w:rPr>
+          <m:t>=0.027,</m:t>
+        </m:r>
+        <m:sSub>
+          <m:sSubPr>
+            <m:ctrlPr>
+              <w:rPr>
+                <w:rFonts w:ascii="Cambria Math" w:hAnsi="Cambria Math"/>
+              </w:rPr>
+            </m:ctrlPr>
+          </m:sSubPr>
+          <m:e>
+            <m:r>
+              <w:rPr>
+                <w:rFonts w:ascii="Cambria Math" w:hAnsi="Cambria Math"/>
+              </w:rPr>
+              <m:t>m</m:t>
+            </m:r>
+          </m:e>
+          <m:sub>
+            <m:r>
+              <m:rPr>
+                <m:sty m:val="p"/>
+              </m:rPr>
+              <w:rPr>
+                <w:rFonts w:ascii="Cambria Math" w:hAnsi="Cambria Math"/>
+              </w:rPr>
+              <m:t>2</m:t>
+            </m:r>
+          </m:sub>
+        </m:sSub>
+        <m:r>
+          <m:rPr>
+            <m:sty m:val="p"/>
+          </m:rPr>
+          <w:rPr>
+            <w:rFonts w:ascii="Cambria Math" w:hAnsi="Cambria Math"/>
+          </w:rPr>
+          <m:t>=0.001</m:t>
+        </m:r>
+      </m:oMath>
+      <w:r>
+        <w:t xml:space="preserve">, there are two stable equilibrium points, which leads to </w:t>
+      </w:r>
+      <m:oMath>
+        <m:sSub>
+          <m:sSubPr>
+            <m:ctrlPr>
+              <w:rPr>
+                <w:rFonts w:ascii="Cambria Math" w:hAnsi="Cambria Math"/>
+              </w:rPr>
+            </m:ctrlPr>
+          </m:sSubPr>
+          <m:e>
+            <m:r>
+              <w:rPr>
+                <w:rFonts w:ascii="Cambria Math" w:hAnsi="Cambria Math"/>
+              </w:rPr>
+              <m:t>P</m:t>
+            </m:r>
+          </m:e>
+          <m:sub>
+            <m:r>
+              <m:rPr>
+                <m:sty m:val="p"/>
+              </m:rPr>
+              <w:rPr>
+                <w:rFonts w:ascii="Cambria Math" w:hAnsi="Cambria Math"/>
+              </w:rPr>
+              <m:t>1</m:t>
+            </m:r>
+          </m:sub>
+        </m:sSub>
+        <m:r>
+          <m:rPr>
+            <m:sty m:val="p"/>
+          </m:rPr>
+          <w:rPr>
+            <w:rFonts w:ascii="Cambria Math" w:hAnsi="Cambria Math"/>
+          </w:rPr>
+          <m:t>+</m:t>
+        </m:r>
+        <m:sSub>
+          <m:sSubPr>
+            <m:ctrlPr>
+              <w:rPr>
+                <w:rFonts w:ascii="Cambria Math" w:hAnsi="Cambria Math"/>
+              </w:rPr>
+            </m:ctrlPr>
+          </m:sSubPr>
+          <m:e>
+            <m:r>
+              <w:rPr>
+                <w:rFonts w:ascii="Cambria Math" w:hAnsi="Cambria Math"/>
+              </w:rPr>
+              <m:t>P</m:t>
+            </m:r>
+          </m:e>
+          <m:sub>
+            <m:r>
+              <m:rPr>
+                <m:sty m:val="p"/>
+              </m:rPr>
+              <w:rPr>
+                <w:rFonts w:ascii="Cambria Math" w:hAnsi="Cambria Math"/>
+              </w:rPr>
+              <m:t>1</m:t>
+            </m:r>
+            <m:r>
+              <m:rPr>
+                <m:lit/>
+                <m:sty m:val="p"/>
+              </m:rPr>
+              <w:rPr>
+                <w:rFonts w:ascii="Cambria Math" w:hAnsi="Cambria Math"/>
+              </w:rPr>
+              <m:t>/</m:t>
+            </m:r>
+            <m:r>
+              <w:rPr>
+                <w:rFonts w:ascii="Cambria Math" w:hAnsi="Cambria Math"/>
+              </w:rPr>
+              <m:t>H</m:t>
+            </m:r>
+          </m:sub>
+        </m:sSub>
+      </m:oMath>
+      <w:r>
+        <w:t xml:space="preserve"> win or </w:t>
+      </w:r>
+      <m:oMath>
+        <m:sSub>
+          <m:sSubPr>
+            <m:ctrlPr>
+              <w:rPr>
+                <w:rFonts w:ascii="Cambria Math" w:hAnsi="Cambria Math"/>
+              </w:rPr>
+            </m:ctrlPr>
+          </m:sSubPr>
+          <m:e>
+            <m:r>
+              <w:rPr>
+                <w:rFonts w:ascii="Cambria Math" w:hAnsi="Cambria Math"/>
+              </w:rPr>
+              <m:t>P</m:t>
+            </m:r>
+          </m:e>
+          <m:sub>
+            <m:r>
+              <m:rPr>
+                <m:sty m:val="p"/>
+              </m:rPr>
+              <w:rPr>
+                <w:rFonts w:ascii="Cambria Math" w:hAnsi="Cambria Math"/>
+              </w:rPr>
+              <m:t>2</m:t>
+            </m:r>
+          </m:sub>
+        </m:sSub>
+        <m:r>
+          <m:rPr>
+            <m:sty m:val="p"/>
+          </m:rPr>
+          <w:rPr>
+            <w:rFonts w:ascii="Cambria Math" w:hAnsi="Cambria Math"/>
+          </w:rPr>
+          <m:t>+</m:t>
+        </m:r>
+        <m:sSub>
+          <m:sSubPr>
+            <m:ctrlPr>
+              <w:rPr>
+                <w:rFonts w:ascii="Cambria Math" w:hAnsi="Cambria Math"/>
+              </w:rPr>
+            </m:ctrlPr>
+          </m:sSubPr>
+          <m:e>
+            <m:r>
+              <w:rPr>
+                <w:rFonts w:ascii="Cambria Math" w:hAnsi="Cambria Math"/>
+              </w:rPr>
+              <m:t>P</m:t>
+            </m:r>
+          </m:e>
+          <m:sub>
+            <m:r>
+              <m:rPr>
+                <m:sty m:val="p"/>
+              </m:rPr>
+              <w:rPr>
+                <w:rFonts w:ascii="Cambria Math" w:hAnsi="Cambria Math"/>
+              </w:rPr>
+              <m:t>2</m:t>
+            </m:r>
+            <m:r>
+              <m:rPr>
+                <m:lit/>
+                <m:sty m:val="p"/>
+              </m:rPr>
+              <w:rPr>
+                <w:rFonts w:ascii="Cambria Math" w:hAnsi="Cambria Math"/>
+              </w:rPr>
+              <m:t>/</m:t>
+            </m:r>
+            <m:r>
+              <w:rPr>
+                <w:rFonts w:ascii="Cambria Math" w:hAnsi="Cambria Math"/>
+              </w:rPr>
+              <m:t>H</m:t>
+            </m:r>
+          </m:sub>
+        </m:sSub>
+      </m:oMath>
+      <w:r>
+        <w:t xml:space="preserve"> win.</w:t>
+      </w:r>
+    </w:p>
+    <w:p/>
+    <w:p>
+      <w:pPr>
+        <w:rPr>
+          <w:color w:val="5B9BD5" w:themeColor="accent5"/>
+        </w:rPr>
+      </w:pPr>
+      <w:r>
+        <w:rPr>
+          <w:rFonts w:hint="eastAsia"/>
+          <w:color w:val="5B9BD5" w:themeColor="accent5"/>
+        </w:rPr>
+        <w:t>W</w:t>
+      </w:r>
+      <w:r>
+        <w:rPr>
+          <w:color w:val="5B9BD5" w:themeColor="accent5"/>
+        </w:rPr>
+        <w:t xml:space="preserve">hen </w:t>
+      </w:r>
+      <m:oMath>
+        <m:sSub>
+          <m:sSubPr>
+            <m:ctrlPr>
+              <w:rPr>
+                <w:rFonts w:ascii="Cambria Math" w:hAnsi="Cambria Math"/>
+                <w:color w:val="5B9BD5" w:themeColor="accent5"/>
+              </w:rPr>
+            </m:ctrlPr>
+          </m:sSubPr>
+          <m:e>
+            <m:r>
+              <w:rPr>
+                <w:rFonts w:ascii="Cambria Math" w:hAnsi="Cambria Math"/>
+                <w:color w:val="5B9BD5" w:themeColor="accent5"/>
+              </w:rPr>
+              <m:t>P</m:t>
+            </m:r>
+          </m:e>
+          <m:sub>
+            <m:r>
+              <m:rPr>
+                <m:sty m:val="p"/>
+              </m:rPr>
+              <w:rPr>
+                <w:rFonts w:ascii="Cambria Math" w:hAnsi="Cambria Math"/>
+                <w:color w:val="5B9BD5" w:themeColor="accent5"/>
+              </w:rPr>
+              <m:t>1</m:t>
+            </m:r>
+          </m:sub>
+        </m:sSub>
+        <m:r>
+          <m:rPr>
+            <m:sty m:val="p"/>
+          </m:rPr>
+          <w:rPr>
+            <w:rFonts w:ascii="Cambria Math" w:hAnsi="Cambria Math"/>
+            <w:color w:val="5B9BD5" w:themeColor="accent5"/>
+          </w:rPr>
+          <m:t>+</m:t>
+        </m:r>
+        <m:sSub>
+          <m:sSubPr>
+            <m:ctrlPr>
+              <w:rPr>
+                <w:rFonts w:ascii="Cambria Math" w:hAnsi="Cambria Math"/>
+                <w:color w:val="5B9BD5" w:themeColor="accent5"/>
+              </w:rPr>
+            </m:ctrlPr>
+          </m:sSubPr>
+          <m:e>
+            <m:r>
+              <w:rPr>
+                <w:rFonts w:ascii="Cambria Math" w:hAnsi="Cambria Math"/>
+                <w:color w:val="5B9BD5" w:themeColor="accent5"/>
+              </w:rPr>
+              <m:t>P</m:t>
+            </m:r>
+          </m:e>
+          <m:sub>
+            <m:r>
+              <m:rPr>
+                <m:sty m:val="p"/>
+              </m:rPr>
+              <w:rPr>
+                <w:rFonts w:ascii="Cambria Math" w:hAnsi="Cambria Math"/>
+                <w:color w:val="5B9BD5" w:themeColor="accent5"/>
+              </w:rPr>
+              <m:t>1</m:t>
+            </m:r>
+            <m:r>
+              <m:rPr>
+                <m:lit/>
+                <m:sty m:val="p"/>
+              </m:rPr>
+              <w:rPr>
+                <w:rFonts w:ascii="Cambria Math" w:hAnsi="Cambria Math"/>
+                <w:color w:val="5B9BD5" w:themeColor="accent5"/>
+              </w:rPr>
+              <m:t>/</m:t>
+            </m:r>
+            <m:r>
+              <w:rPr>
+                <w:rFonts w:ascii="Cambria Math" w:hAnsi="Cambria Math"/>
+                <w:color w:val="5B9BD5" w:themeColor="accent5"/>
+              </w:rPr>
+              <m:t>H</m:t>
+            </m:r>
+          </m:sub>
+        </m:sSub>
+      </m:oMath>
+      <w:r>
+        <w:rPr>
+          <w:rFonts w:hint="eastAsia"/>
+          <w:color w:val="5B9BD5" w:themeColor="accent5"/>
+        </w:rPr>
+        <w:t xml:space="preserve"> </w:t>
+      </w:r>
+      <w:r>
+        <w:rPr>
+          <w:color w:val="5B9BD5" w:themeColor="accent5"/>
+        </w:rPr>
+        <w:t>win,</w:t>
+      </w:r>
+    </w:p>
+    <w:p>
+      <w:pPr>
+        <w:rPr>
+          <w:color w:val="5B9BD5" w:themeColor="accent5"/>
+        </w:rPr>
+      </w:pPr>
+      <w:r>
+        <w:rPr>
+          <w:color w:val="5B9BD5" w:themeColor="accent5"/>
+        </w:rPr>
+        <w:t xml:space="preserve">H = </w:t>
+      </w:r>
+      <w:r>
+        <w:rPr>
+          <w:color w:val="5B9BD5" w:themeColor="accent5"/>
+        </w:rPr>
+        <w:t>0.7258128</w:t>
+      </w:r>
+      <w:r>
+        <w:rPr>
+          <w:color w:val="5B9BD5" w:themeColor="accent5"/>
+        </w:rPr>
+        <w:t>, P</w:t>
+      </w:r>
+      <w:r>
+        <w:rPr>
+          <w:color w:val="5B9BD5" w:themeColor="accent5"/>
+        </w:rPr>
+        <w:t>1</w:t>
+      </w:r>
+      <w:r>
+        <w:rPr>
+          <w:color w:val="5B9BD5" w:themeColor="accent5"/>
+        </w:rPr>
+        <w:t>H =</w:t>
+      </w:r>
+      <w:r>
+        <w:rPr>
+          <w:color w:val="5B9BD5" w:themeColor="accent5"/>
+        </w:rPr>
+        <w:t xml:space="preserve"> </w:t>
+      </w:r>
+      <w:r>
+        <w:rPr>
+          <w:color w:val="5B9BD5" w:themeColor="accent5"/>
+        </w:rPr>
+        <w:t>0.3909225</w:t>
+      </w:r>
+      <w:r>
+        <w:rPr>
+          <w:color w:val="5B9BD5" w:themeColor="accent5"/>
+        </w:rPr>
+        <w:t>, P</w:t>
+      </w:r>
+      <w:r>
+        <w:rPr>
+          <w:color w:val="5B9BD5" w:themeColor="accent5"/>
+        </w:rPr>
+        <w:t>1</w:t>
+      </w:r>
+      <w:r>
+        <w:rPr>
+          <w:color w:val="5B9BD5" w:themeColor="accent5"/>
+        </w:rPr>
+        <w:t xml:space="preserve"> = </w:t>
+      </w:r>
+      <w:r>
+        <w:rPr>
+          <w:color w:val="5B9BD5" w:themeColor="accent5"/>
+        </w:rPr>
+        <w:t>2.2271095</w:t>
+      </w:r>
+      <w:r>
+        <w:rPr>
+          <w:color w:val="5B9BD5" w:themeColor="accent5"/>
+        </w:rPr>
+        <w:t xml:space="preserve">, S = </w:t>
+      </w:r>
+      <w:r>
+        <w:rPr>
+          <w:color w:val="5B9BD5" w:themeColor="accent5"/>
+        </w:rPr>
+        <w:t>0.8368879</w:t>
+      </w:r>
+      <w:r>
+        <w:rPr>
+          <w:color w:val="5B9BD5" w:themeColor="accent5"/>
+        </w:rPr>
+        <w:t>.</w:t>
+      </w:r>
+    </w:p>
+    <w:p>
+      <w:pPr>
+        <w:rPr>
+          <w:color w:val="5B9BD5" w:themeColor="accent5"/>
+        </w:rPr>
+      </w:pPr>
+      <w:r>
+        <w:rPr>
+          <w:noProof/>
+          <w:color w:val="5B9BD5" w:themeColor="accent5"/>
+        </w:rPr>
+        <w:drawing>
+          <wp:inline distT="0" distB="0" distL="0" distR="0" wp14:anchorId="4BCE1A6B">
+            <wp:extent cx="3076744" cy="2520000"/>
+            <wp:effectExtent l="0" t="0" r="0" b="0"/>
+            <wp:docPr id="32" name="圖片 32"/>
+            <wp:cNvGraphicFramePr>
+              <a:graphicFrameLocks xmlns:a="http://schemas.openxmlformats.org/drawingml/2006/main" noChangeAspect="1"/>
+            </wp:cNvGraphicFramePr>
+            <a:graphic xmlns:a="http://schemas.openxmlformats.org/drawingml/2006/main">
+              <a:graphicData uri="http://schemas.openxmlformats.org/drawingml/2006/picture">
+                <pic:pic xmlns:pic="http://schemas.openxmlformats.org/drawingml/2006/picture">
+                  <pic:nvPicPr>
+                    <pic:cNvPr id="0" name="Picture 5"/>
+                    <pic:cNvPicPr>
+                      <a:picLocks noChangeAspect="1" noChangeArrowheads="1"/>
+                    </pic:cNvPicPr>
+                  </pic:nvPicPr>
+                  <pic:blipFill>
+                    <a:blip r:embed="rId14">
+                      <a:extLst>
+                        <a:ext uri="{28A0092B-C50C-407E-A947-70E740481C1C}">
+                          <a14:useLocalDpi xmlns:a14="http://schemas.microsoft.com/office/drawing/2010/main" val="0"/>
+                        </a:ext>
+                      </a:extLst>
+                    </a:blip>
+                    <a:srcRect/>
+                    <a:stretch>
+                      <a:fillRect/>
+                    </a:stretch>
+                  </pic:blipFill>
+                  <pic:spPr bwMode="auto">
+                    <a:xfrm>
+                      <a:off x="0" y="0"/>
+                      <a:ext cx="3076744" cy="2520000"/>
+                    </a:xfrm>
+                    <a:prstGeom prst="rect">
+                      <a:avLst/>
+                    </a:prstGeom>
+                    <a:noFill/>
+                  </pic:spPr>
+                </pic:pic>
+              </a:graphicData>
+            </a:graphic>
+          </wp:inline>
+        </w:drawing>
+      </w:r>
+      <w:r>
+        <w:rPr>
+          <w:noProof/>
+          <w:color w:val="5B9BD5" w:themeColor="accent5"/>
+        </w:rPr>
+        <w:drawing>
+          <wp:inline distT="0" distB="0" distL="0" distR="0" wp14:anchorId="001DB16C">
+            <wp:extent cx="3076744" cy="2520000"/>
+            <wp:effectExtent l="0" t="0" r="0" b="0"/>
+            <wp:docPr id="33" name="圖片 33"/>
+            <wp:cNvGraphicFramePr>
+              <a:graphicFrameLocks xmlns:a="http://schemas.openxmlformats.org/drawingml/2006/main" noChangeAspect="1"/>
+            </wp:cNvGraphicFramePr>
+            <a:graphic xmlns:a="http://schemas.openxmlformats.org/drawingml/2006/main">
+              <a:graphicData uri="http://schemas.openxmlformats.org/drawingml/2006/picture">
+                <pic:pic xmlns:pic="http://schemas.openxmlformats.org/drawingml/2006/picture">
+                  <pic:nvPicPr>
+                    <pic:cNvPr id="0" name="Picture 6"/>
+                    <pic:cNvPicPr>
+                      <a:picLocks noChangeAspect="1" noChangeArrowheads="1"/>
+                    </pic:cNvPicPr>
+                  </pic:nvPicPr>
+                  <pic:blipFill>
+                    <a:blip r:embed="rId15">
+                      <a:extLst>
+                        <a:ext uri="{28A0092B-C50C-407E-A947-70E740481C1C}">
+                          <a14:useLocalDpi xmlns:a14="http://schemas.microsoft.com/office/drawing/2010/main" val="0"/>
+                        </a:ext>
+                      </a:extLst>
+                    </a:blip>
+                    <a:srcRect/>
+                    <a:stretch>
+                      <a:fillRect/>
+                    </a:stretch>
+                  </pic:blipFill>
+                  <pic:spPr bwMode="auto">
+                    <a:xfrm>
+                      <a:off x="0" y="0"/>
+                      <a:ext cx="3076744" cy="2520000"/>
+                    </a:xfrm>
+                    <a:prstGeom prst="rect">
+                      <a:avLst/>
+                    </a:prstGeom>
+                    <a:noFill/>
+                  </pic:spPr>
+                </pic:pic>
+              </a:graphicData>
+            </a:graphic>
+          </wp:inline>
+        </w:drawing>
+      </w:r>
+    </w:p>
+    <w:p>
+      <w:pPr>
+        <w:rPr>
+          <w:color w:val="5B9BD5" w:themeColor="accent5"/>
+        </w:rPr>
+      </w:pPr>
+      <w:r>
+        <w:rPr>
+          <w:noProof/>
+          <w:color w:val="5B9BD5" w:themeColor="accent5"/>
+        </w:rPr>
+        <w:drawing>
+          <wp:inline distT="0" distB="0" distL="0" distR="0" wp14:anchorId="7666BC77">
+            <wp:extent cx="3076744" cy="2520000"/>
+            <wp:effectExtent l="0" t="0" r="0" b="0"/>
+            <wp:docPr id="34" name="圖片 34"/>
+            <wp:cNvGraphicFramePr>
+              <a:graphicFrameLocks xmlns:a="http://schemas.openxmlformats.org/drawingml/2006/main" noChangeAspect="1"/>
+            </wp:cNvGraphicFramePr>
+            <a:graphic xmlns:a="http://schemas.openxmlformats.org/drawingml/2006/main">
+              <a:graphicData uri="http://schemas.openxmlformats.org/drawingml/2006/picture">
+                <pic:pic xmlns:pic="http://schemas.openxmlformats.org/drawingml/2006/picture">
+                  <pic:nvPicPr>
+                    <pic:cNvPr id="0" name="Picture 7"/>
+                    <pic:cNvPicPr>
+                      <a:picLocks noChangeAspect="1" noChangeArrowheads="1"/>
+                    </pic:cNvPicPr>
+                  </pic:nvPicPr>
+                  <pic:blipFill>
+                    <a:blip r:embed="rId16">
+                      <a:extLst>
+                        <a:ext uri="{28A0092B-C50C-407E-A947-70E740481C1C}">
+                          <a14:useLocalDpi xmlns:a14="http://schemas.microsoft.com/office/drawing/2010/main" val="0"/>
+                        </a:ext>
+                      </a:extLst>
+                    </a:blip>
+                    <a:srcRect/>
+                    <a:stretch>
+                      <a:fillRect/>
+                    </a:stretch>
+                  </pic:blipFill>
+                  <pic:spPr bwMode="auto">
+                    <a:xfrm>
+                      <a:off x="0" y="0"/>
+                      <a:ext cx="3076744" cy="2520000"/>
+                    </a:xfrm>
+                    <a:prstGeom prst="rect">
+                      <a:avLst/>
+                    </a:prstGeom>
+                    <a:noFill/>
+                  </pic:spPr>
+                </pic:pic>
+              </a:graphicData>
+            </a:graphic>
+          </wp:inline>
+        </w:drawing>
+      </w:r>
+    </w:p>
+    <w:p>
+      <w:pPr>
+        <w:rPr>
+          <w:color w:val="5B9BD5" w:themeColor="accent5"/>
+        </w:rPr>
+      </w:pPr>
+    </w:p>
+    <w:p>
+      <w:pPr>
+        <w:rPr>
+          <w:color w:val="5B9BD5" w:themeColor="accent5"/>
+        </w:rPr>
+      </w:pPr>
+    </w:p>
+    <w:p>
+      <w:r>
+        <w:t>Simulation outcomes prove that</w:t>
+      </w:r>
+      <w:r>
+        <w:t xml:space="preserve"> </w:t>
+      </w:r>
+      <m:oMath>
+        <m:sSub>
+          <m:sSubPr>
+            <m:ctrlPr>
+              <w:rPr>
+                <w:rFonts w:ascii="Cambria Math" w:hAnsi="Cambria Math"/>
+              </w:rPr>
+            </m:ctrlPr>
+          </m:sSubPr>
+          <m:e>
+            <m:r>
+              <w:rPr>
+                <w:rFonts w:ascii="Cambria Math" w:hAnsi="Cambria Math"/>
+              </w:rPr>
+              <m:t>P</m:t>
+            </m:r>
+          </m:e>
+          <m:sub>
+            <m:r>
+              <m:rPr>
+                <m:sty m:val="p"/>
+              </m:rPr>
+              <w:rPr>
+                <w:rFonts w:ascii="Cambria Math" w:hAnsi="Cambria Math"/>
+              </w:rPr>
+              <m:t>1</m:t>
+            </m:r>
+          </m:sub>
+        </m:sSub>
+        <m:r>
+          <m:rPr>
+            <m:sty m:val="p"/>
+          </m:rPr>
+          <w:rPr>
+            <w:rFonts w:ascii="Cambria Math" w:hAnsi="Cambria Math"/>
+          </w:rPr>
+          <m:t>+</m:t>
+        </m:r>
+        <m:sSub>
+          <m:sSubPr>
+            <m:ctrlPr>
+              <w:rPr>
+                <w:rFonts w:ascii="Cambria Math" w:hAnsi="Cambria Math"/>
+              </w:rPr>
+            </m:ctrlPr>
+          </m:sSubPr>
+          <m:e>
+            <m:r>
+              <w:rPr>
+                <w:rFonts w:ascii="Cambria Math" w:hAnsi="Cambria Math"/>
+              </w:rPr>
+              <m:t>P</m:t>
+            </m:r>
+          </m:e>
+          <m:sub>
+            <m:r>
+              <m:rPr>
+                <m:sty m:val="p"/>
+              </m:rPr>
+              <w:rPr>
+                <w:rFonts w:ascii="Cambria Math" w:hAnsi="Cambria Math"/>
+              </w:rPr>
+              <m:t>1</m:t>
+            </m:r>
+            <m:r>
+              <m:rPr>
+                <m:lit/>
+                <m:sty m:val="p"/>
+              </m:rPr>
+              <w:rPr>
+                <w:rFonts w:ascii="Cambria Math" w:hAnsi="Cambria Math"/>
+              </w:rPr>
+              <m:t>/</m:t>
+            </m:r>
+            <m:r>
+              <w:rPr>
+                <w:rFonts w:ascii="Cambria Math" w:hAnsi="Cambria Math"/>
+              </w:rPr>
+              <m:t>H</m:t>
+            </m:r>
+          </m:sub>
+        </m:sSub>
+      </m:oMath>
+      <w:r>
+        <w:rPr>
+          <w:rFonts w:hint="eastAsia"/>
+        </w:rPr>
+        <w:t xml:space="preserve"> </w:t>
+      </w:r>
+      <w:r>
+        <w:t>win</w:t>
+      </w:r>
+      <w:r>
+        <w:t xml:space="preserve"> equilibrium</w:t>
+      </w:r>
+      <w:r>
+        <w:t xml:space="preserve"> (H = 0.7258128, P1H = 0.3909225, P1 = 2.2271095, S = 0.8368879) is stable.</w:t>
+      </w:r>
+      <w:r>
+        <w:t xml:space="preserve"> When increasing in initial abundance of </w:t>
+      </w:r>
+      <m:oMath>
+        <m:sSub>
+          <m:sSubPr>
+            <m:ctrlPr>
+              <w:rPr>
+                <w:rFonts w:ascii="Cambria Math" w:hAnsi="Cambria Math"/>
+              </w:rPr>
+            </m:ctrlPr>
+          </m:sSubPr>
+          <m:e>
+            <m:r>
+              <w:rPr>
+                <w:rFonts w:ascii="Cambria Math" w:hAnsi="Cambria Math"/>
+              </w:rPr>
+              <m:t>P</m:t>
+            </m:r>
+          </m:e>
+          <m:sub>
+            <m:r>
+              <m:rPr>
+                <m:sty m:val="p"/>
+              </m:rPr>
+              <w:rPr>
+                <w:rFonts w:ascii="Cambria Math" w:hAnsi="Cambria Math"/>
+              </w:rPr>
+              <m:t>2</m:t>
+            </m:r>
+          </m:sub>
+        </m:sSub>
+      </m:oMath>
+      <w:r>
+        <w:t xml:space="preserve">, the equilibrium will shift to </w:t>
+      </w:r>
+      <w:r>
+        <w:lastRenderedPageBreak/>
+        <w:t xml:space="preserve">the </w:t>
+      </w:r>
+      <m:oMath>
+        <m:sSub>
+          <m:sSubPr>
+            <m:ctrlPr>
+              <w:rPr>
+                <w:rFonts w:ascii="Cambria Math" w:hAnsi="Cambria Math"/>
+              </w:rPr>
+            </m:ctrlPr>
+          </m:sSubPr>
+          <m:e>
+            <m:r>
+              <w:rPr>
+                <w:rFonts w:ascii="Cambria Math" w:hAnsi="Cambria Math"/>
+              </w:rPr>
+              <m:t>P</m:t>
+            </m:r>
+          </m:e>
+          <m:sub>
+            <m:r>
+              <m:rPr>
+                <m:sty m:val="p"/>
+              </m:rPr>
+              <w:rPr>
+                <w:rFonts w:ascii="Cambria Math" w:hAnsi="Cambria Math"/>
+              </w:rPr>
+              <m:t>2</m:t>
+            </m:r>
+          </m:sub>
+        </m:sSub>
+        <m:r>
+          <m:rPr>
+            <m:sty m:val="p"/>
+          </m:rPr>
+          <w:rPr>
+            <w:rFonts w:ascii="Cambria Math" w:hAnsi="Cambria Math"/>
+          </w:rPr>
+          <m:t>+</m:t>
+        </m:r>
+        <m:sSub>
+          <m:sSubPr>
+            <m:ctrlPr>
+              <w:rPr>
+                <w:rFonts w:ascii="Cambria Math" w:hAnsi="Cambria Math"/>
+              </w:rPr>
+            </m:ctrlPr>
+          </m:sSubPr>
+          <m:e>
+            <m:r>
+              <w:rPr>
+                <w:rFonts w:ascii="Cambria Math" w:hAnsi="Cambria Math"/>
+              </w:rPr>
+              <m:t>P</m:t>
+            </m:r>
+          </m:e>
+          <m:sub>
+            <m:r>
+              <m:rPr>
+                <m:sty m:val="p"/>
+              </m:rPr>
+              <w:rPr>
+                <w:rFonts w:ascii="Cambria Math" w:hAnsi="Cambria Math"/>
+              </w:rPr>
+              <m:t>2</m:t>
+            </m:r>
+            <m:r>
+              <m:rPr>
+                <m:lit/>
+                <m:sty m:val="p"/>
+              </m:rPr>
+              <w:rPr>
+                <w:rFonts w:ascii="Cambria Math" w:hAnsi="Cambria Math"/>
+              </w:rPr>
+              <m:t>/</m:t>
+            </m:r>
+            <m:r>
+              <w:rPr>
+                <w:rFonts w:ascii="Cambria Math" w:hAnsi="Cambria Math"/>
+              </w:rPr>
+              <m:t>H</m:t>
+            </m:r>
+          </m:sub>
+        </m:sSub>
+      </m:oMath>
+      <w:r>
+        <w:rPr>
+          <w:rFonts w:hint="eastAsia"/>
+        </w:rPr>
+        <w:t xml:space="preserve"> </w:t>
+      </w:r>
+      <w:r>
+        <w:t>win</w:t>
+      </w:r>
+      <w:r>
+        <w:t xml:space="preserve"> equilibrium (</w:t>
+      </w:r>
+      <w:r>
+        <w:t>H = 2.5047725, P2H = 0.9499769, P2 = 0.6750948, S = 1.8746412</w:t>
+      </w:r>
+      <w:r>
+        <w:t>).</w:t>
+      </w:r>
+    </w:p>
+    <w:p>
+      <w:pPr>
+        <w:rPr>
+          <w:color w:val="5B9BD5" w:themeColor="accent5"/>
+        </w:rPr>
+      </w:pPr>
+    </w:p>
+    <w:p>
+      <w:pPr>
+        <w:rPr>
+          <w:color w:val="5B9BD5" w:themeColor="accent5"/>
+        </w:rPr>
+      </w:pPr>
+      <w:r>
+        <w:rPr>
+          <w:rFonts w:hint="eastAsia"/>
+          <w:color w:val="5B9BD5" w:themeColor="accent5"/>
+        </w:rPr>
+        <w:t>W</w:t>
+      </w:r>
+      <w:r>
+        <w:rPr>
+          <w:color w:val="5B9BD5" w:themeColor="accent5"/>
+        </w:rPr>
+        <w:t xml:space="preserve">hen </w:t>
+      </w:r>
+      <m:oMath>
+        <m:sSub>
+          <m:sSubPr>
+            <m:ctrlPr>
+              <w:rPr>
+                <w:rFonts w:ascii="Cambria Math" w:hAnsi="Cambria Math"/>
+                <w:color w:val="5B9BD5" w:themeColor="accent5"/>
+              </w:rPr>
+            </m:ctrlPr>
+          </m:sSubPr>
+          <m:e>
+            <m:r>
+              <w:rPr>
+                <w:rFonts w:ascii="Cambria Math" w:hAnsi="Cambria Math"/>
+                <w:color w:val="5B9BD5" w:themeColor="accent5"/>
+              </w:rPr>
+              <m:t>P</m:t>
+            </m:r>
+          </m:e>
+          <m:sub>
+            <m:r>
+              <m:rPr>
+                <m:sty m:val="p"/>
+              </m:rPr>
+              <w:rPr>
+                <w:rFonts w:ascii="Cambria Math" w:hAnsi="Cambria Math"/>
+                <w:color w:val="5B9BD5" w:themeColor="accent5"/>
+              </w:rPr>
+              <m:t>2</m:t>
+            </m:r>
+          </m:sub>
+        </m:sSub>
+        <m:r>
+          <m:rPr>
+            <m:sty m:val="p"/>
+          </m:rPr>
+          <w:rPr>
+            <w:rFonts w:ascii="Cambria Math" w:hAnsi="Cambria Math"/>
+            <w:color w:val="5B9BD5" w:themeColor="accent5"/>
+          </w:rPr>
+          <m:t>+</m:t>
+        </m:r>
+        <m:sSub>
+          <m:sSubPr>
+            <m:ctrlPr>
+              <w:rPr>
+                <w:rFonts w:ascii="Cambria Math" w:hAnsi="Cambria Math"/>
+                <w:color w:val="5B9BD5" w:themeColor="accent5"/>
+              </w:rPr>
+            </m:ctrlPr>
+          </m:sSubPr>
+          <m:e>
+            <m:r>
+              <w:rPr>
+                <w:rFonts w:ascii="Cambria Math" w:hAnsi="Cambria Math"/>
+                <w:color w:val="5B9BD5" w:themeColor="accent5"/>
+              </w:rPr>
+              <m:t>P</m:t>
+            </m:r>
+          </m:e>
+          <m:sub>
+            <m:r>
+              <m:rPr>
+                <m:sty m:val="p"/>
+              </m:rPr>
+              <w:rPr>
+                <w:rFonts w:ascii="Cambria Math" w:hAnsi="Cambria Math"/>
+                <w:color w:val="5B9BD5" w:themeColor="accent5"/>
+              </w:rPr>
+              <m:t>2</m:t>
+            </m:r>
+            <m:r>
+              <m:rPr>
+                <m:lit/>
+                <m:sty m:val="p"/>
+              </m:rPr>
+              <w:rPr>
+                <w:rFonts w:ascii="Cambria Math" w:hAnsi="Cambria Math"/>
+                <w:color w:val="5B9BD5" w:themeColor="accent5"/>
+              </w:rPr>
+              <m:t>/</m:t>
+            </m:r>
+            <m:r>
+              <w:rPr>
+                <w:rFonts w:ascii="Cambria Math" w:hAnsi="Cambria Math"/>
+                <w:color w:val="5B9BD5" w:themeColor="accent5"/>
+              </w:rPr>
+              <m:t>H</m:t>
+            </m:r>
+          </m:sub>
+        </m:sSub>
+      </m:oMath>
+      <w:r>
+        <w:rPr>
+          <w:rFonts w:hint="eastAsia"/>
+          <w:color w:val="5B9BD5" w:themeColor="accent5"/>
+        </w:rPr>
+        <w:t xml:space="preserve"> </w:t>
+      </w:r>
+      <w:r>
+        <w:rPr>
+          <w:color w:val="5B9BD5" w:themeColor="accent5"/>
+        </w:rPr>
+        <w:t>win,</w:t>
+      </w:r>
+    </w:p>
+    <w:p>
+      <w:pPr>
+        <w:rPr>
+          <w:color w:val="5B9BD5" w:themeColor="accent5"/>
+        </w:rPr>
+      </w:pPr>
+      <w:r>
+        <w:rPr>
+          <w:color w:val="5B9BD5" w:themeColor="accent5"/>
+        </w:rPr>
+        <w:t>H =</w:t>
+      </w:r>
+      <w:r>
+        <w:rPr>
+          <w:color w:val="5B9BD5" w:themeColor="accent5"/>
+        </w:rPr>
+        <w:t xml:space="preserve"> </w:t>
+      </w:r>
+      <w:r>
+        <w:rPr>
+          <w:color w:val="5B9BD5" w:themeColor="accent5"/>
+        </w:rPr>
+        <w:t>2.5047725</w:t>
+      </w:r>
+      <w:r>
+        <w:rPr>
+          <w:color w:val="5B9BD5" w:themeColor="accent5"/>
+        </w:rPr>
+        <w:t>, P2H =</w:t>
+      </w:r>
+      <w:r>
+        <w:rPr>
+          <w:color w:val="5B9BD5" w:themeColor="accent5"/>
+        </w:rPr>
+        <w:t xml:space="preserve"> </w:t>
+      </w:r>
+      <w:r>
+        <w:rPr>
+          <w:color w:val="5B9BD5" w:themeColor="accent5"/>
+        </w:rPr>
+        <w:t>0.9499769</w:t>
+      </w:r>
+      <w:r>
+        <w:rPr>
+          <w:color w:val="5B9BD5" w:themeColor="accent5"/>
+        </w:rPr>
+        <w:t xml:space="preserve">, P2 = </w:t>
+      </w:r>
+      <w:r>
+        <w:rPr>
+          <w:color w:val="5B9BD5" w:themeColor="accent5"/>
+        </w:rPr>
+        <w:t>0.6750948</w:t>
+      </w:r>
+      <w:r>
+        <w:rPr>
+          <w:color w:val="5B9BD5" w:themeColor="accent5"/>
+        </w:rPr>
+        <w:t xml:space="preserve">, S = </w:t>
+      </w:r>
+      <w:r>
+        <w:rPr>
+          <w:color w:val="5B9BD5" w:themeColor="accent5"/>
+        </w:rPr>
+        <w:t>1.8746412</w:t>
+      </w:r>
+      <w:r>
+        <w:rPr>
+          <w:color w:val="5B9BD5" w:themeColor="accent5"/>
+        </w:rPr>
+        <w:t>.</w:t>
+      </w:r>
+    </w:p>
+    <w:p>
+      <w:r>
+        <w:rPr>
+          <w:noProof/>
+          <w:color w:val="5B9BD5" w:themeColor="accent5"/>
+        </w:rPr>
+        <w:drawing>
+          <wp:inline distT="0" distB="0" distL="0" distR="0" wp14:anchorId="6C0FAAC7" wp14:editId="30178BCE">
+            <wp:extent cx="3076744" cy="2520000"/>
+            <wp:effectExtent l="0" t="0" r="0" b="0"/>
+            <wp:docPr id="21" name="圖片 21"/>
+            <wp:cNvGraphicFramePr>
+              <a:graphicFrameLocks xmlns:a="http://schemas.openxmlformats.org/drawingml/2006/main" noChangeAspect="1"/>
+            </wp:cNvGraphicFramePr>
+            <a:graphic xmlns:a="http://schemas.openxmlformats.org/drawingml/2006/main">
+              <a:graphicData uri="http://schemas.openxmlformats.org/drawingml/2006/picture">
+                <pic:pic xmlns:pic="http://schemas.openxmlformats.org/drawingml/2006/picture">
+                  <pic:nvPicPr>
+                    <pic:cNvPr id="0" name="Picture 2"/>
+                    <pic:cNvPicPr>
+                      <a:picLocks noChangeAspect="1" noChangeArrowheads="1"/>
+                    </pic:cNvPicPr>
+                  </pic:nvPicPr>
+                  <pic:blipFill>
+                    <a:blip r:embed="rId17">
+                      <a:extLst>
+                        <a:ext uri="{28A0092B-C50C-407E-A947-70E740481C1C}">
+                          <a14:useLocalDpi xmlns:a14="http://schemas.microsoft.com/office/drawing/2010/main" val="0"/>
+                        </a:ext>
+                      </a:extLst>
+                    </a:blip>
+                    <a:srcRect/>
+                    <a:stretch>
+                      <a:fillRect/>
+                    </a:stretch>
+                  </pic:blipFill>
+                  <pic:spPr bwMode="auto">
+                    <a:xfrm>
+                      <a:off x="0" y="0"/>
+                      <a:ext cx="3076744" cy="2520000"/>
+                    </a:xfrm>
+                    <a:prstGeom prst="rect">
+                      <a:avLst/>
+                    </a:prstGeom>
+                    <a:noFill/>
+                  </pic:spPr>
+                </pic:pic>
+              </a:graphicData>
+            </a:graphic>
+          </wp:inline>
+        </w:drawing>
+      </w:r>
+      <w:r>
+        <w:rPr>
+          <w:noProof/>
+          <w:color w:val="5B9BD5" w:themeColor="accent5"/>
+        </w:rPr>
+        <w:drawing>
+          <wp:inline distT="0" distB="0" distL="0" distR="0" wp14:anchorId="7B056C72" wp14:editId="1A1E5CC9">
+            <wp:extent cx="3076744" cy="2520000"/>
+            <wp:effectExtent l="0" t="0" r="0" b="0"/>
+            <wp:docPr id="29" name="圖片 29"/>
+            <wp:cNvGraphicFramePr>
+              <a:graphicFrameLocks xmlns:a="http://schemas.openxmlformats.org/drawingml/2006/main" noChangeAspect="1"/>
+            </wp:cNvGraphicFramePr>
+            <a:graphic xmlns:a="http://schemas.openxmlformats.org/drawingml/2006/main">
+              <a:graphicData uri="http://schemas.openxmlformats.org/drawingml/2006/picture">
+                <pic:pic xmlns:pic="http://schemas.openxmlformats.org/drawingml/2006/picture">
+                  <pic:nvPicPr>
+                    <pic:cNvPr id="0" name="Picture 4"/>
+                    <pic:cNvPicPr>
+                      <a:picLocks noChangeAspect="1" noChangeArrowheads="1"/>
+                    </pic:cNvPicPr>
+                  </pic:nvPicPr>
+                  <pic:blipFill>
+                    <a:blip r:embed="rId18">
+                      <a:extLst>
+                        <a:ext uri="{28A0092B-C50C-407E-A947-70E740481C1C}">
+                          <a14:useLocalDpi xmlns:a14="http://schemas.microsoft.com/office/drawing/2010/main" val="0"/>
+                        </a:ext>
+                      </a:extLst>
+                    </a:blip>
+                    <a:srcRect/>
+                    <a:stretch>
+                      <a:fillRect/>
+                    </a:stretch>
+                  </pic:blipFill>
+                  <pic:spPr bwMode="auto">
+                    <a:xfrm>
+                      <a:off x="0" y="0"/>
+                      <a:ext cx="3076744" cy="2520000"/>
+                    </a:xfrm>
+                    <a:prstGeom prst="rect">
+                      <a:avLst/>
+                    </a:prstGeom>
+                    <a:noFill/>
+                  </pic:spPr>
+                </pic:pic>
+              </a:graphicData>
+            </a:graphic>
+          </wp:inline>
+        </w:drawing>
+      </w:r>
+      <w:r>
+        <w:rPr>
+          <w:noProof/>
+          <w:color w:val="5B9BD5" w:themeColor="accent5"/>
+        </w:rPr>
+        <w:drawing>
+          <wp:inline distT="0" distB="0" distL="0" distR="0" wp14:anchorId="212CF1E7" wp14:editId="5448DCAB">
+            <wp:extent cx="3076744" cy="2520000"/>
+            <wp:effectExtent l="0" t="0" r="0" b="0"/>
+            <wp:docPr id="24" name="圖片 24"/>
+            <wp:cNvGraphicFramePr>
+              <a:graphicFrameLocks xmlns:a="http://schemas.openxmlformats.org/drawingml/2006/main" noChangeAspect="1"/>
+            </wp:cNvGraphicFramePr>
+            <a:graphic xmlns:a="http://schemas.openxmlformats.org/drawingml/2006/main">
+              <a:graphicData uri="http://schemas.openxmlformats.org/drawingml/2006/picture">
+                <pic:pic xmlns:pic="http://schemas.openxmlformats.org/drawingml/2006/picture">
+                  <pic:nvPicPr>
+                    <pic:cNvPr id="0" name="Picture 3"/>
+                    <pic:cNvPicPr>
+                      <a:picLocks noChangeAspect="1" noChangeArrowheads="1"/>
+                    </pic:cNvPicPr>
+                  </pic:nvPicPr>
+                  <pic:blipFill>
+                    <a:blip r:embed="rId19">
+                      <a:extLst>
+                        <a:ext uri="{28A0092B-C50C-407E-A947-70E740481C1C}">
+                          <a14:useLocalDpi xmlns:a14="http://schemas.microsoft.com/office/drawing/2010/main" val="0"/>
+                        </a:ext>
+                      </a:extLst>
+                    </a:blip>
+                    <a:srcRect/>
+                    <a:stretch>
+                      <a:fillRect/>
+                    </a:stretch>
+                  </pic:blipFill>
+                  <pic:spPr bwMode="auto">
+                    <a:xfrm>
+                      <a:off x="0" y="0"/>
+                      <a:ext cx="3076744" cy="2520000"/>
+                    </a:xfrm>
+                    <a:prstGeom prst="rect">
+                      <a:avLst/>
+                    </a:prstGeom>
+                    <a:noFill/>
+                  </pic:spPr>
+                </pic:pic>
+              </a:graphicData>
+            </a:graphic>
+          </wp:inline>
+        </w:drawing>
+      </w:r>
+    </w:p>
+    <w:p>
+      <w:r>
+        <w:t xml:space="preserve">Simulation outcomes prove that </w:t>
+      </w:r>
+      <m:oMath>
+        <m:sSub>
+          <m:sSubPr>
+            <m:ctrlPr>
+              <w:rPr>
+                <w:rFonts w:ascii="Cambria Math" w:hAnsi="Cambria Math"/>
+              </w:rPr>
+            </m:ctrlPr>
+          </m:sSubPr>
+          <m:e>
+            <m:r>
+              <w:rPr>
+                <w:rFonts w:ascii="Cambria Math" w:hAnsi="Cambria Math"/>
+              </w:rPr>
+              <m:t>P</m:t>
+            </m:r>
+          </m:e>
+          <m:sub>
+            <m:r>
+              <m:rPr>
+                <m:sty m:val="p"/>
+              </m:rPr>
+              <w:rPr>
+                <w:rFonts w:ascii="Cambria Math" w:hAnsi="Cambria Math"/>
+              </w:rPr>
+              <m:t>2</m:t>
+            </m:r>
+          </m:sub>
+        </m:sSub>
+        <m:r>
+          <m:rPr>
+            <m:sty m:val="p"/>
+          </m:rPr>
+          <w:rPr>
+            <w:rFonts w:ascii="Cambria Math" w:hAnsi="Cambria Math"/>
+          </w:rPr>
+          <m:t>+</m:t>
+        </m:r>
+        <m:sSub>
+          <m:sSubPr>
+            <m:ctrlPr>
+              <w:rPr>
+                <w:rFonts w:ascii="Cambria Math" w:hAnsi="Cambria Math"/>
+              </w:rPr>
+            </m:ctrlPr>
+          </m:sSubPr>
+          <m:e>
+            <m:r>
+              <w:rPr>
+                <w:rFonts w:ascii="Cambria Math" w:hAnsi="Cambria Math"/>
+              </w:rPr>
+              <m:t>P</m:t>
+            </m:r>
+          </m:e>
+          <m:sub>
+            <m:r>
+              <m:rPr>
+                <m:sty m:val="p"/>
+              </m:rPr>
+              <w:rPr>
+                <w:rFonts w:ascii="Cambria Math" w:hAnsi="Cambria Math"/>
+              </w:rPr>
+              <m:t>2</m:t>
+            </m:r>
+            <m:r>
+              <m:rPr>
+                <m:lit/>
+                <m:sty m:val="p"/>
+              </m:rPr>
+              <w:rPr>
+                <w:rFonts w:ascii="Cambria Math" w:hAnsi="Cambria Math"/>
+              </w:rPr>
+              <m:t>/</m:t>
+            </m:r>
+            <m:r>
+              <w:rPr>
+                <w:rFonts w:ascii="Cambria Math" w:hAnsi="Cambria Math"/>
+              </w:rPr>
+              <m:t>H</m:t>
+            </m:r>
+          </m:sub>
+        </m:sSub>
+      </m:oMath>
+      <w:r>
+        <w:rPr>
+          <w:rFonts w:hint="eastAsia"/>
+        </w:rPr>
+        <w:t xml:space="preserve"> </w:t>
+      </w:r>
+      <w:r>
+        <w:t>win</w:t>
+      </w:r>
+      <w:r>
+        <w:t xml:space="preserve"> (</w:t>
+      </w:r>
+      <w:r>
+        <w:t>H = 2.5047725, P2H = 0.9499769, P2 = 0.6750948, S = 1.8746412</w:t>
+      </w:r>
+      <w:r>
+        <w:t>)</w:t>
+      </w:r>
+      <w:r>
+        <w:t xml:space="preserve"> is a stable equilibrium.</w:t>
+      </w:r>
+      <w:r>
+        <w:t xml:space="preserve"> When increasing in initial abundance of </w:t>
+      </w:r>
+      <m:oMath>
+        <m:sSub>
+          <m:sSubPr>
+            <m:ctrlPr>
+              <w:rPr>
+                <w:rFonts w:ascii="Cambria Math" w:hAnsi="Cambria Math"/>
+              </w:rPr>
+            </m:ctrlPr>
+          </m:sSubPr>
+          <m:e>
+            <m:r>
+              <w:rPr>
+                <w:rFonts w:ascii="Cambria Math" w:hAnsi="Cambria Math"/>
+              </w:rPr>
+              <m:t>P</m:t>
+            </m:r>
+          </m:e>
+          <m:sub>
+            <m:r>
+              <m:rPr>
+                <m:sty m:val="p"/>
+              </m:rPr>
+              <w:rPr>
+                <w:rFonts w:ascii="Cambria Math" w:hAnsi="Cambria Math"/>
+              </w:rPr>
+              <m:t>1</m:t>
+            </m:r>
+          </m:sub>
+        </m:sSub>
+      </m:oMath>
+      <w:r>
+        <w:t xml:space="preserve">, the equilibrium will shift to the </w:t>
+      </w:r>
+      <m:oMath>
+        <m:sSub>
+          <m:sSubPr>
+            <m:ctrlPr>
+              <w:rPr>
+                <w:rFonts w:ascii="Cambria Math" w:hAnsi="Cambria Math"/>
+              </w:rPr>
+            </m:ctrlPr>
+          </m:sSubPr>
+          <m:e>
+            <m:r>
+              <w:rPr>
+                <w:rFonts w:ascii="Cambria Math" w:hAnsi="Cambria Math"/>
+              </w:rPr>
+              <m:t>P</m:t>
+            </m:r>
+          </m:e>
+          <m:sub>
+            <m:r>
+              <m:rPr>
+                <m:sty m:val="p"/>
+              </m:rPr>
+              <w:rPr>
+                <w:rFonts w:ascii="Cambria Math" w:hAnsi="Cambria Math"/>
+              </w:rPr>
+              <m:t>1</m:t>
+            </m:r>
+          </m:sub>
+        </m:sSub>
+        <m:r>
+          <m:rPr>
+            <m:sty m:val="p"/>
+          </m:rPr>
+          <w:rPr>
+            <w:rFonts w:ascii="Cambria Math" w:hAnsi="Cambria Math"/>
+          </w:rPr>
+          <m:t>+</m:t>
+        </m:r>
+        <m:sSub>
+          <m:sSubPr>
+            <m:ctrlPr>
+              <w:rPr>
+                <w:rFonts w:ascii="Cambria Math" w:hAnsi="Cambria Math"/>
+              </w:rPr>
+            </m:ctrlPr>
+          </m:sSubPr>
+          <m:e>
+            <m:r>
+              <w:rPr>
+                <w:rFonts w:ascii="Cambria Math" w:hAnsi="Cambria Math"/>
+              </w:rPr>
+              <m:t>P</m:t>
+            </m:r>
+          </m:e>
+          <m:sub>
+            <m:r>
+              <m:rPr>
+                <m:sty m:val="p"/>
+              </m:rPr>
+              <w:rPr>
+                <w:rFonts w:ascii="Cambria Math" w:hAnsi="Cambria Math"/>
+              </w:rPr>
+              <m:t>1</m:t>
+            </m:r>
+            <m:r>
+              <m:rPr>
+                <m:lit/>
+                <m:sty m:val="p"/>
+              </m:rPr>
+              <w:rPr>
+                <w:rFonts w:ascii="Cambria Math" w:hAnsi="Cambria Math"/>
+              </w:rPr>
+              <m:t>/</m:t>
+            </m:r>
+            <m:r>
+              <w:rPr>
+                <w:rFonts w:ascii="Cambria Math" w:hAnsi="Cambria Math"/>
+              </w:rPr>
+              <m:t>H</m:t>
+            </m:r>
+          </m:sub>
+        </m:sSub>
+      </m:oMath>
+      <w:r>
+        <w:rPr>
+          <w:rFonts w:hint="eastAsia"/>
+        </w:rPr>
+        <w:t xml:space="preserve"> </w:t>
+      </w:r>
+      <w:r>
+        <w:t>win</w:t>
+      </w:r>
+      <w:r>
+        <w:t xml:space="preserve"> equilibrium</w:t>
+      </w:r>
+      <w:r>
+        <w:t xml:space="preserve"> (H = 0.7258128, P1H = 0.3909225, P1 = 2.2271095, S = 0.8368879)</w:t>
+      </w:r>
+    </w:p>
+    <w:p/>
+    <w:p>
+      <w:r>
+        <w:rPr>
+          <w:rFonts w:hint="eastAsia"/>
+        </w:rPr>
+        <w:t>有先後順序差別。</w:t>
+      </w:r>
+    </w:p>
+    <w:p>
+      <w:r>
+        <w:rPr>
+          <w:rFonts w:hint="eastAsia"/>
+        </w:rPr>
+        <w:t>&gt;</w:t>
+      </w:r>
+      <w:r>
+        <w:t xml:space="preserve">&gt; If </w:t>
+      </w:r>
+      <m:oMath>
+        <m:sSub>
+          <m:sSubPr>
+            <m:ctrlPr>
+              <w:rPr>
+                <w:rFonts w:ascii="Cambria Math" w:hAnsi="Cambria Math"/>
+              </w:rPr>
+            </m:ctrlPr>
+          </m:sSubPr>
+          <m:e>
+            <m:r>
+              <w:rPr>
+                <w:rFonts w:ascii="Cambria Math" w:hAnsi="Cambria Math"/>
+              </w:rPr>
+              <m:t>P</m:t>
+            </m:r>
+          </m:e>
+          <m:sub>
+            <m:r>
+              <m:rPr>
+                <m:sty m:val="p"/>
+              </m:rPr>
+              <w:rPr>
+                <w:rFonts w:ascii="Cambria Math" w:hAnsi="Cambria Math"/>
+              </w:rPr>
+              <m:t>1</m:t>
+            </m:r>
+          </m:sub>
+        </m:sSub>
+      </m:oMath>
+      <w:r>
+        <w:rPr>
+          <w:rFonts w:hint="eastAsia"/>
+        </w:rPr>
+        <w:t xml:space="preserve"> </w:t>
+      </w:r>
+      <w:r>
+        <w:t xml:space="preserve">enter the system after </w:t>
+      </w:r>
+      <m:oMath>
+        <m:sSub>
+          <m:sSubPr>
+            <m:ctrlPr>
+              <w:rPr>
+                <w:rFonts w:ascii="Cambria Math" w:hAnsi="Cambria Math"/>
+              </w:rPr>
+            </m:ctrlPr>
+          </m:sSubPr>
+          <m:e>
+            <m:r>
+              <w:rPr>
+                <w:rFonts w:ascii="Cambria Math" w:hAnsi="Cambria Math"/>
+              </w:rPr>
+              <m:t>P</m:t>
+            </m:r>
+          </m:e>
+          <m:sub>
+            <m:r>
+              <m:rPr>
+                <m:sty m:val="p"/>
+              </m:rPr>
+              <w:rPr>
+                <w:rFonts w:ascii="Cambria Math" w:hAnsi="Cambria Math"/>
+              </w:rPr>
+              <m:t>2</m:t>
+            </m:r>
+          </m:sub>
+        </m:sSub>
+      </m:oMath>
+      <w:r>
+        <w:rPr>
+          <w:rFonts w:hint="eastAsia"/>
+        </w:rPr>
+        <w:t>,</w:t>
+      </w:r>
+      <w:r>
+        <w:t xml:space="preserve"> </w:t>
+      </w:r>
+      <w:r>
+        <w:rPr>
+          <w:color w:val="4472C4" w:themeColor="accent1"/>
+        </w:rPr>
+        <w:t xml:space="preserve">i.e., </w:t>
+      </w:r>
+      <m:oMath>
+        <m:sSub>
+          <m:sSubPr>
+            <m:ctrlPr>
+              <w:rPr>
+                <w:rFonts w:ascii="Cambria Math" w:hAnsi="Cambria Math"/>
+                <w:color w:val="4472C4" w:themeColor="accent1"/>
+              </w:rPr>
+            </m:ctrlPr>
+          </m:sSubPr>
+          <m:e>
+            <m:r>
+              <w:rPr>
+                <w:rFonts w:ascii="Cambria Math" w:hAnsi="Cambria Math"/>
+                <w:color w:val="4472C4" w:themeColor="accent1"/>
+              </w:rPr>
+              <m:t>P</m:t>
+            </m:r>
+          </m:e>
+          <m:sub>
+            <m:r>
+              <m:rPr>
+                <m:sty m:val="p"/>
+              </m:rPr>
+              <w:rPr>
+                <w:rFonts w:ascii="Cambria Math" w:hAnsi="Cambria Math"/>
+                <w:color w:val="4472C4" w:themeColor="accent1"/>
+              </w:rPr>
+              <m:t>2</m:t>
+            </m:r>
+          </m:sub>
+        </m:sSub>
+      </m:oMath>
+      <w:r>
+        <w:rPr>
+          <w:rFonts w:hint="eastAsia"/>
+          <w:color w:val="4472C4" w:themeColor="accent1"/>
+        </w:rPr>
+        <w:t xml:space="preserve"> </w:t>
+      </w:r>
+      <w:r>
+        <w:rPr>
+          <w:color w:val="4472C4" w:themeColor="accent1"/>
+        </w:rPr>
+        <w:t>has reached its equilibrium</w:t>
+      </w:r>
+      <w:r>
+        <w:t>, the system will easily replace by</w:t>
+      </w:r>
+      <w:r>
+        <w:t xml:space="preserve"> </w:t>
+      </w:r>
+      <m:oMath>
+        <m:sSub>
+          <m:sSubPr>
+            <m:ctrlPr>
+              <w:rPr>
+                <w:rFonts w:ascii="Cambria Math" w:hAnsi="Cambria Math"/>
+              </w:rPr>
+            </m:ctrlPr>
+          </m:sSubPr>
+          <m:e>
+            <m:r>
+              <w:rPr>
+                <w:rFonts w:ascii="Cambria Math" w:hAnsi="Cambria Math"/>
+              </w:rPr>
+              <m:t>P</m:t>
+            </m:r>
+          </m:e>
+          <m:sub>
+            <m:r>
+              <m:rPr>
+                <m:sty m:val="p"/>
+              </m:rPr>
+              <w:rPr>
+                <w:rFonts w:ascii="Cambria Math" w:hAnsi="Cambria Math"/>
+              </w:rPr>
+              <m:t>1</m:t>
+            </m:r>
+          </m:sub>
+        </m:sSub>
+      </m:oMath>
+      <w:r>
+        <w:rPr>
+          <w:rFonts w:hint="eastAsia"/>
+        </w:rPr>
+        <w:t>.</w:t>
+      </w:r>
+    </w:p>
+    <w:p>
+      <w:r>
+        <w:rPr>
+          <w:rFonts w:hint="eastAsia"/>
+        </w:rPr>
+        <w:t>I</w:t>
+      </w:r>
+      <w:r>
+        <w:t xml:space="preserve">f </w:t>
+      </w:r>
+      <m:oMath>
+        <m:sSub>
+          <m:sSubPr>
+            <m:ctrlPr>
+              <w:rPr>
+                <w:rFonts w:ascii="Cambria Math" w:hAnsi="Cambria Math"/>
+              </w:rPr>
+            </m:ctrlPr>
+          </m:sSubPr>
+          <m:e>
+            <m:r>
+              <m:rPr>
+                <m:sty m:val="p"/>
+              </m:rPr>
+              <w:rPr>
+                <w:rFonts w:ascii="Cambria Math" w:hAnsi="Cambria Math"/>
+              </w:rPr>
+              <m:t>P</m:t>
+            </m:r>
+          </m:e>
+          <m:sub>
+            <m:r>
+              <m:rPr>
+                <m:sty m:val="p"/>
+              </m:rPr>
+              <w:rPr>
+                <w:rFonts w:ascii="Cambria Math" w:hAnsi="Cambria Math"/>
+              </w:rPr>
+              <m:t>2</m:t>
+            </m:r>
+          </m:sub>
+        </m:sSub>
+      </m:oMath>
+      <w:r>
+        <w:rPr>
+          <w:rFonts w:hint="eastAsia"/>
+        </w:rPr>
+        <w:t xml:space="preserve"> </w:t>
+      </w:r>
+      <w:r>
+        <w:t xml:space="preserve">wants to invade after </w:t>
+      </w:r>
+      <m:oMath>
+        <m:sSub>
+          <m:sSubPr>
+            <m:ctrlPr>
+              <w:rPr>
+                <w:rFonts w:ascii="Cambria Math" w:hAnsi="Cambria Math"/>
+              </w:rPr>
+            </m:ctrlPr>
+          </m:sSubPr>
+          <m:e>
+            <m:r>
+              <m:rPr>
+                <m:sty m:val="p"/>
+              </m:rPr>
+              <w:rPr>
+                <w:rFonts w:ascii="Cambria Math" w:hAnsi="Cambria Math"/>
+              </w:rPr>
+              <m:t>P</m:t>
+            </m:r>
+          </m:e>
+          <m:sub>
+            <m:r>
+              <m:rPr>
+                <m:sty m:val="p"/>
+              </m:rPr>
+              <w:rPr>
+                <w:rFonts w:ascii="Cambria Math" w:hAnsi="Cambria Math"/>
+              </w:rPr>
+              <m:t>1</m:t>
+            </m:r>
+          </m:sub>
+        </m:sSub>
+      </m:oMath>
+      <w:r>
+        <w:rPr>
+          <w:rFonts w:hint="eastAsia"/>
+        </w:rPr>
+        <w:t xml:space="preserve"> </w:t>
+      </w:r>
+      <w:r>
+        <w:t>reach its equilibrium, then it will be hard</w:t>
+      </w:r>
+      <w:r>
+        <w:rPr>
+          <w:rFonts w:hint="eastAsia"/>
+        </w:rPr>
+        <w:t xml:space="preserve"> </w:t>
+      </w:r>
+      <w:r>
+        <w:t>to invade (nearly impossible)</w:t>
+      </w:r>
+      <w:r>
+        <w:t>.</w:t>
+      </w:r>
+    </w:p>
+    <w:p>
+      <w:r>
+        <w:rPr>
+          <w:rFonts w:hint="eastAsia"/>
+        </w:rPr>
+        <w:t>可以算一下</w:t>
+      </w:r>
+      <w:r>
+        <w:rPr>
+          <w:rFonts w:hint="eastAsia"/>
+        </w:rPr>
+        <w:t xml:space="preserve"> </w:t>
+      </w:r>
+      <w:r>
+        <w:t xml:space="preserve">invasion analysis </w:t>
+      </w:r>
+      <w:r>
+        <w:rPr>
+          <w:rFonts w:hint="eastAsia"/>
+        </w:rPr>
+        <w:t>的條件。</w:t>
+      </w:r>
+    </w:p>
+    <w:p>
+      <w:pPr>
+        <w:rPr>
+          <w:color w:val="ED7D31" w:themeColor="accent2"/>
+        </w:rPr>
+      </w:pPr>
+      <w:r>
+        <w:rPr>
+          <w:rFonts w:hint="eastAsia"/>
+          <w:color w:val="ED7D31" w:themeColor="accent2"/>
+        </w:rPr>
+        <w:t>B</w:t>
+      </w:r>
+      <w:r>
+        <w:rPr>
+          <w:color w:val="ED7D31" w:themeColor="accent2"/>
+        </w:rPr>
+        <w:t xml:space="preserve">oth </w:t>
+      </w:r>
+      <m:oMath>
+        <m:sSub>
+          <m:sSubPr>
+            <m:ctrlPr>
+              <w:rPr>
+                <w:rFonts w:ascii="Cambria Math" w:hAnsi="Cambria Math"/>
+                <w:color w:val="ED7D31" w:themeColor="accent2"/>
+              </w:rPr>
+            </m:ctrlPr>
+          </m:sSubPr>
+          <m:e>
+            <m:r>
+              <w:rPr>
+                <w:rFonts w:ascii="Cambria Math" w:hAnsi="Cambria Math"/>
+                <w:color w:val="ED7D31" w:themeColor="accent2"/>
+              </w:rPr>
+              <m:t>P</m:t>
+            </m:r>
+          </m:e>
+          <m:sub>
+            <m:r>
+              <m:rPr>
+                <m:sty m:val="p"/>
+              </m:rPr>
+              <w:rPr>
+                <w:rFonts w:ascii="Cambria Math" w:hAnsi="Cambria Math"/>
+                <w:color w:val="ED7D31" w:themeColor="accent2"/>
+              </w:rPr>
+              <m:t>2</m:t>
+            </m:r>
+          </m:sub>
+        </m:sSub>
+        <m:r>
+          <m:rPr>
+            <m:sty m:val="p"/>
+          </m:rPr>
+          <w:rPr>
+            <w:rFonts w:ascii="Cambria Math" w:hAnsi="Cambria Math"/>
+            <w:color w:val="ED7D31" w:themeColor="accent2"/>
+          </w:rPr>
+          <m:t>+</m:t>
+        </m:r>
+        <m:sSub>
+          <m:sSubPr>
+            <m:ctrlPr>
+              <w:rPr>
+                <w:rFonts w:ascii="Cambria Math" w:hAnsi="Cambria Math"/>
+                <w:color w:val="ED7D31" w:themeColor="accent2"/>
+              </w:rPr>
+            </m:ctrlPr>
+          </m:sSubPr>
+          <m:e>
+            <m:r>
+              <w:rPr>
+                <w:rFonts w:ascii="Cambria Math" w:hAnsi="Cambria Math"/>
+                <w:color w:val="ED7D31" w:themeColor="accent2"/>
+              </w:rPr>
+              <m:t>P</m:t>
+            </m:r>
+          </m:e>
+          <m:sub>
+            <m:r>
+              <m:rPr>
+                <m:sty m:val="p"/>
+              </m:rPr>
+              <w:rPr>
+                <w:rFonts w:ascii="Cambria Math" w:hAnsi="Cambria Math"/>
+                <w:color w:val="ED7D31" w:themeColor="accent2"/>
+              </w:rPr>
+              <m:t>2</m:t>
+            </m:r>
+            <m:r>
+              <m:rPr>
+                <m:lit/>
+                <m:sty m:val="p"/>
+              </m:rPr>
+              <w:rPr>
+                <w:rFonts w:ascii="Cambria Math" w:hAnsi="Cambria Math"/>
+                <w:color w:val="ED7D31" w:themeColor="accent2"/>
+              </w:rPr>
+              <m:t>/</m:t>
+            </m:r>
+            <m:r>
+              <w:rPr>
+                <w:rFonts w:ascii="Cambria Math" w:hAnsi="Cambria Math"/>
+                <w:color w:val="ED7D31" w:themeColor="accent2"/>
+              </w:rPr>
+              <m:t>H</m:t>
+            </m:r>
+          </m:sub>
+        </m:sSub>
+      </m:oMath>
+      <w:r>
+        <w:rPr>
+          <w:rFonts w:hint="eastAsia"/>
+          <w:color w:val="ED7D31" w:themeColor="accent2"/>
+        </w:rPr>
+        <w:t xml:space="preserve"> </w:t>
+      </w:r>
+      <w:r>
+        <w:rPr>
+          <w:color w:val="ED7D31" w:themeColor="accent2"/>
+        </w:rPr>
+        <w:t xml:space="preserve">and </w:t>
+      </w:r>
+      <m:oMath>
+        <m:sSub>
+          <m:sSubPr>
+            <m:ctrlPr>
+              <w:rPr>
+                <w:rFonts w:ascii="Cambria Math" w:hAnsi="Cambria Math"/>
+                <w:color w:val="ED7D31" w:themeColor="accent2"/>
+              </w:rPr>
+            </m:ctrlPr>
+          </m:sSubPr>
+          <m:e>
+            <m:r>
+              <w:rPr>
+                <w:rFonts w:ascii="Cambria Math" w:hAnsi="Cambria Math"/>
+                <w:color w:val="ED7D31" w:themeColor="accent2"/>
+              </w:rPr>
+              <m:t>P</m:t>
+            </m:r>
+          </m:e>
+          <m:sub>
+            <m:r>
+              <m:rPr>
+                <m:sty m:val="p"/>
+              </m:rPr>
+              <w:rPr>
+                <w:rFonts w:ascii="Cambria Math" w:hAnsi="Cambria Math"/>
+                <w:color w:val="ED7D31" w:themeColor="accent2"/>
+              </w:rPr>
+              <m:t>1</m:t>
+            </m:r>
+          </m:sub>
+        </m:sSub>
+        <m:r>
+          <m:rPr>
+            <m:sty m:val="p"/>
+          </m:rPr>
+          <w:rPr>
+            <w:rFonts w:ascii="Cambria Math" w:hAnsi="Cambria Math"/>
+            <w:color w:val="ED7D31" w:themeColor="accent2"/>
+          </w:rPr>
+          <m:t>+</m:t>
+        </m:r>
+        <m:sSub>
+          <m:sSubPr>
+            <m:ctrlPr>
+              <w:rPr>
+                <w:rFonts w:ascii="Cambria Math" w:hAnsi="Cambria Math"/>
+                <w:color w:val="ED7D31" w:themeColor="accent2"/>
+              </w:rPr>
+            </m:ctrlPr>
+          </m:sSubPr>
+          <m:e>
+            <m:r>
+              <w:rPr>
+                <w:rFonts w:ascii="Cambria Math" w:hAnsi="Cambria Math"/>
+                <w:color w:val="ED7D31" w:themeColor="accent2"/>
+              </w:rPr>
+              <m:t>P</m:t>
+            </m:r>
+          </m:e>
+          <m:sub>
+            <m:r>
+              <m:rPr>
+                <m:sty m:val="p"/>
+              </m:rPr>
+              <w:rPr>
+                <w:rFonts w:ascii="Cambria Math" w:hAnsi="Cambria Math"/>
+                <w:color w:val="ED7D31" w:themeColor="accent2"/>
+              </w:rPr>
+              <m:t>1</m:t>
+            </m:r>
+            <m:r>
+              <m:rPr>
+                <m:lit/>
+                <m:sty m:val="p"/>
+              </m:rPr>
+              <w:rPr>
+                <w:rFonts w:ascii="Cambria Math" w:hAnsi="Cambria Math"/>
+                <w:color w:val="ED7D31" w:themeColor="accent2"/>
+              </w:rPr>
+              <m:t>/</m:t>
+            </m:r>
+            <m:r>
+              <w:rPr>
+                <w:rFonts w:ascii="Cambria Math" w:hAnsi="Cambria Math"/>
+                <w:color w:val="ED7D31" w:themeColor="accent2"/>
+              </w:rPr>
+              <m:t>H</m:t>
+            </m:r>
+          </m:sub>
+        </m:sSub>
+      </m:oMath>
+      <w:r>
+        <w:rPr>
+          <w:rFonts w:hint="eastAsia"/>
+          <w:color w:val="ED7D31" w:themeColor="accent2"/>
+        </w:rPr>
+        <w:t xml:space="preserve"> </w:t>
+      </w:r>
+      <w:r>
+        <w:rPr>
+          <w:color w:val="ED7D31" w:themeColor="accent2"/>
+        </w:rPr>
+        <w:t>cannot invade each other. (</w:t>
+      </w:r>
+      <w:r>
+        <w:rPr>
+          <w:rFonts w:hint="eastAsia"/>
+          <w:color w:val="ED7D31" w:themeColor="accent2"/>
+        </w:rPr>
+        <w:t>有可能是我算錯</w:t>
+      </w:r>
+      <w:r>
+        <w:rPr>
+          <w:rFonts w:hint="eastAsia"/>
+          <w:color w:val="ED7D31" w:themeColor="accent2"/>
+        </w:rPr>
+        <w:t>:D</w:t>
+      </w:r>
+      <w:r>
+        <w:rPr>
+          <w:color w:val="ED7D31" w:themeColor="accent2"/>
+        </w:rPr>
+        <w:t>)</w:t>
+      </w:r>
+    </w:p>
+    <w:p>
+      <w:pPr>
+        <w:widowControl/>
+      </w:pPr>
+      <w:r>
+        <w:br w:type="page"/>
+      </w:r>
+    </w:p>
+    <w:p>
+      <w:r>
+        <w:rPr>
+          <w:noProof/>
+        </w:rPr>
+        <w:lastRenderedPageBreak/>
+        <mc:AlternateContent>
+          <mc:Choice Requires="wps">
+            <w:drawing>
+              <wp:anchor distT="0" distB="0" distL="114300" distR="114300" simplePos="0" relativeHeight="251661312" behindDoc="0" locked="0" layoutInCell="1" allowOverlap="1" wp14:anchorId="6FA28C88" wp14:editId="49F63E5C">
+                <wp:simplePos x="0" y="0"/>
+                <wp:positionH relativeFrom="column">
+                  <wp:posOffset>1410970</wp:posOffset>
+                </wp:positionH>
+                <wp:positionV relativeFrom="paragraph">
+                  <wp:posOffset>1582420</wp:posOffset>
+                </wp:positionV>
+                <wp:extent cx="376957" cy="302312"/>
+                <wp:effectExtent l="19050" t="19050" r="23495" b="40640"/>
+                <wp:wrapNone/>
+                <wp:docPr id="13" name="箭號: 向右 13"/>
+                <wp:cNvGraphicFramePr/>
+                <a:graphic xmlns:a="http://schemas.openxmlformats.org/drawingml/2006/main">
+                  <a:graphicData uri="http://schemas.microsoft.com/office/word/2010/wordprocessingShape">
+                    <wps:wsp>
+                      <wps:cNvSpPr/>
+                      <wps:spPr>
+                        <a:xfrm rot="10800000">
+                          <a:off x="0" y="0"/>
+                          <a:ext cx="376957" cy="302312"/>
+                        </a:xfrm>
+                        <a:prstGeom prst="rightArrow">
+                          <a:avLst/>
+                        </a:prstGeom>
+                        <a:solidFill>
+                          <a:srgbClr val="C00000"/>
+                        </a:solidFill>
+                      </wps:spPr>
+                      <wps:style>
+                        <a:lnRef idx="2">
+                          <a:schemeClr val="dk1">
+                            <a:shade val="50000"/>
+                          </a:schemeClr>
+                        </a:lnRef>
+                        <a:fillRef idx="1">
+                          <a:schemeClr val="dk1"/>
+                        </a:fillRef>
+                        <a:effectRef idx="0">
+                          <a:schemeClr val="dk1"/>
+                        </a:effectRef>
+                        <a:fontRef idx="minor">
+                          <a:schemeClr val="lt1"/>
+                        </a:fontRef>
+                      </wps:style>
+                      <wps:bodyPr rot="0" spcFirstLastPara="0" vertOverflow="overflow" horzOverflow="overflow" vert="horz" wrap="square" lIns="91440" tIns="45720" rIns="91440" bIns="45720" numCol="1" spcCol="0" rtlCol="0" fromWordArt="0" anchor="ctr" anchorCtr="0" forceAA="0" compatLnSpc="1">
+                        <a:prstTxWarp prst="textNoShape">
+                          <a:avLst/>
+                        </a:prstTxWarp>
+                        <a:noAutofit/>
+                      </wps:bodyPr>
+                    </wps:wsp>
+                  </a:graphicData>
+                </a:graphic>
+              </wp:anchor>
+            </w:drawing>
+          </mc:Choice>
+          <mc:Fallback>
+            <w:pict>
+              <v:shape w14:anchorId="4B6B77E4" id="箭號: 向右 13" o:spid="_x0000_s1026" type="#_x0000_t13" style="position:absolute;margin-left:111.1pt;margin-top:124.6pt;width:29.7pt;height:23.8pt;rotation:180;z-index:251661312;visibility:visible;mso-wrap-style:square;mso-wrap-distance-left:9pt;mso-wrap-distance-top:0;mso-wrap-distance-right:9pt;mso-wrap-distance-bottom:0;mso-position-horizontal:absolute;mso-position-horizontal-relative:text;mso-position-vertical:absolute;mso-position-vertical-relative:text;v-text-anchor:middle" o:gfxdata="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" adj="12939" fillcolor="#c00000" strokecolor="black [1600]" strokeweight="1pt"/>
+            </w:pict>
+          </mc:Fallback>
+        </mc:AlternateContent>
+      </w:r>
+      <w:r>
+        <w:rPr>
+          <w:noProof/>
+        </w:rPr>
+        <w:drawing>
+          <wp:inline distT="0" distB="0" distL="0" distR="0" wp14:anchorId="24EF4F62" wp14:editId="0BC53A7F">
+            <wp:extent cx="2197100" cy="2075841"/>
+            <wp:effectExtent l="0" t="0" r="0" b="635"/>
+            <wp:docPr id="11" name="圖片 11"/>
+            <wp:cNvGraphicFramePr>
+              <a:graphicFrameLocks xmlns:a="http://schemas.openxmlformats.org/drawingml/2006/main" noChangeAspect="1"/>
+            </wp:cNvGraphicFramePr>
+            <a:graphic xmlns:a="http://schemas.openxmlformats.org/drawingml/2006/main">
+              <a:graphicData uri="http://schemas.openxmlformats.org/drawingml/2006/picture">
+                <pic:pic xmlns:pic="http://schemas.openxmlformats.org/drawingml/2006/picture">
+                  <pic:nvPicPr>
+                    <pic:cNvPr id="0" name="Picture 2"/>
+                    <pic:cNvPicPr>
+                      <a:picLocks noChangeAspect="1" noChangeArrowheads="1"/>
+                    </pic:cNvPicPr>
+                  </pic:nvPicPr>
+                  <pic:blipFill rotWithShape="1">
+                    <a:blip r:embed="rId12" cstate="print">
+                      <a:extLst>
+                        <a:ext uri="{28A0092B-C50C-407E-A947-70E740481C1C}">
+                          <a14:useLocalDpi xmlns:a14="http://schemas.microsoft.com/office/drawing/2010/main" val="0"/>
+                        </a:ext>
+                      </a:extLst>
+                    </a:blip>
+                    <a:srcRect l="1181" t="11265" r="30696" b="5018"/>
+                    <a:stretch/>
+                  </pic:blipFill>
+                  <pic:spPr bwMode="auto">
+                    <a:xfrm>
+                      <a:off x="0" y="0"/>
+                      <a:ext cx="2204372" cy="2082712"/>
+                    </a:xfrm>
+                    <a:prstGeom prst="rect">
+                      <a:avLst/>
+                    </a:prstGeom>
+                    <a:noFill/>
+                    <a:ln>
+                      <a:noFill/>
+                    </a:ln>
+                    <a:extLst>
+                      <a:ext uri="{53640926-AAD7-44D8-BBD7-CCE9431645EC}">
+                        <a14:shadowObscured xmlns:a14="http://schemas.microsoft.com/office/drawing/2010/main"/>
+                      </a:ext>
+                    </a:extLst>
+                  </pic:spPr>
+                </pic:pic>
+              </a:graphicData>
+            </a:graphic>
+          </wp:inline>
+        </w:drawing>
+      </w:r>
+    </w:p>
+    <w:p>
+      <w:r>
+        <w:rPr>
+          <w:rFonts w:hint="eastAsia"/>
+        </w:rPr>
+        <w:t>W</w:t>
+      </w:r>
+      <w:r>
+        <w:t xml:space="preserve">hen </w:t>
+      </w:r>
+      <m:oMath>
+        <m:sSub>
+          <m:sSubPr>
+            <m:ctrlPr>
+              <w:rPr>
+                <w:rFonts w:ascii="Cambria Math" w:hAnsi="Cambria Math"/>
+              </w:rPr>
+            </m:ctrlPr>
+          </m:sSubPr>
+          <m:e>
+            <m:r>
+              <m:rPr>
+                <m:sty m:val="p"/>
+              </m:rPr>
+              <w:rPr>
+                <w:rFonts w:ascii="Cambria Math" w:hAnsi="Cambria Math"/>
+              </w:rPr>
+              <m:t>m</m:t>
+            </m:r>
+          </m:e>
+          <m:sub>
+            <m:r>
+              <m:rPr>
+                <m:sty m:val="p"/>
+              </m:rPr>
+              <w:rPr>
+                <w:rFonts w:ascii="Cambria Math" w:hAnsi="Cambria Math"/>
+              </w:rPr>
+              <m:t>1</m:t>
+            </m:r>
+          </m:sub>
+        </m:sSub>
+        <m:r>
+          <m:rPr>
+            <m:sty m:val="p"/>
+          </m:rPr>
+          <w:rPr>
+            <w:rFonts w:ascii="Cambria Math" w:hAnsi="Cambria Math"/>
+          </w:rPr>
+          <m:t>=0.05,</m:t>
+        </m:r>
+        <m:sSub>
+          <m:sSubPr>
+            <m:ctrlPr>
+              <w:rPr>
+                <w:rFonts w:ascii="Cambria Math" w:hAnsi="Cambria Math"/>
+              </w:rPr>
+            </m:ctrlPr>
+          </m:sSubPr>
+          <m:e>
+            <m:r>
+              <m:rPr>
+                <m:sty m:val="p"/>
+              </m:rPr>
+              <w:rPr>
+                <w:rFonts w:ascii="Cambria Math" w:hAnsi="Cambria Math"/>
+              </w:rPr>
+              <m:t>m</m:t>
+            </m:r>
+          </m:e>
+          <m:sub>
+            <m:r>
+              <m:rPr>
+                <m:sty m:val="p"/>
+              </m:rPr>
+              <w:rPr>
+                <w:rFonts w:ascii="Cambria Math" w:hAnsi="Cambria Math"/>
+              </w:rPr>
+              <m:t>2</m:t>
+            </m:r>
+          </m:sub>
+        </m:sSub>
+        <m:r>
+          <m:rPr>
+            <m:sty m:val="p"/>
+          </m:rPr>
+          <w:rPr>
+            <w:rFonts w:ascii="Cambria Math" w:hAnsi="Cambria Math"/>
+          </w:rPr>
+          <m:t>=0.01</m:t>
+        </m:r>
+      </m:oMath>
+      <w:r>
+        <w:rPr>
+          <w:rFonts w:hint="eastAsia"/>
+        </w:rPr>
+        <w:t>,</w:t>
+      </w:r>
+      <w:r>
+        <w:t xml:space="preserve"> </w:t>
+      </w:r>
+      <w:r>
+        <w:t>there are two stable equilibrium points, which leads t</w:t>
+      </w:r>
+      <w:r>
+        <w:t>o coexistence</w:t>
+      </w:r>
+      <w:r>
+        <w:t xml:space="preserve"> or </w:t>
+      </w:r>
+      <m:oMath>
+        <m:sSub>
+          <m:sSubPr>
+            <m:ctrlPr>
+              <w:rPr>
+                <w:rFonts w:ascii="Cambria Math" w:hAnsi="Cambria Math"/>
+              </w:rPr>
+            </m:ctrlPr>
+          </m:sSubPr>
+          <m:e>
+            <m:r>
+              <w:rPr>
+                <w:rFonts w:ascii="Cambria Math" w:hAnsi="Cambria Math"/>
+              </w:rPr>
+              <m:t>P</m:t>
+            </m:r>
+          </m:e>
+          <m:sub>
+            <m:r>
+              <m:rPr>
+                <m:sty m:val="p"/>
+              </m:rPr>
+              <w:rPr>
+                <w:rFonts w:ascii="Cambria Math" w:hAnsi="Cambria Math"/>
+              </w:rPr>
+              <m:t>2</m:t>
+            </m:r>
+          </m:sub>
+        </m:sSub>
+        <m:r>
+          <m:rPr>
+            <m:sty m:val="p"/>
+          </m:rPr>
+          <w:rPr>
+            <w:rFonts w:ascii="Cambria Math" w:hAnsi="Cambria Math"/>
+          </w:rPr>
+          <m:t>+</m:t>
+        </m:r>
+        <m:sSub>
+          <m:sSubPr>
+            <m:ctrlPr>
+              <w:rPr>
+                <w:rFonts w:ascii="Cambria Math" w:hAnsi="Cambria Math"/>
+              </w:rPr>
+            </m:ctrlPr>
+          </m:sSubPr>
+          <m:e>
+            <m:r>
+              <w:rPr>
+                <w:rFonts w:ascii="Cambria Math" w:hAnsi="Cambria Math"/>
+              </w:rPr>
+              <m:t>P</m:t>
+            </m:r>
+          </m:e>
+          <m:sub>
+            <m:r>
+              <m:rPr>
+                <m:sty m:val="p"/>
+              </m:rPr>
+              <w:rPr>
+                <w:rFonts w:ascii="Cambria Math" w:hAnsi="Cambria Math"/>
+              </w:rPr>
+              <m:t>2</m:t>
+            </m:r>
+            <m:r>
+              <m:rPr>
+                <m:lit/>
+                <m:sty m:val="p"/>
+              </m:rPr>
+              <w:rPr>
+                <w:rFonts w:ascii="Cambria Math" w:hAnsi="Cambria Math"/>
+              </w:rPr>
+              <m:t>/</m:t>
+            </m:r>
+            <m:r>
+              <w:rPr>
+                <w:rFonts w:ascii="Cambria Math" w:hAnsi="Cambria Math"/>
+              </w:rPr>
+              <m:t>H</m:t>
+            </m:r>
+          </m:sub>
+        </m:sSub>
+      </m:oMath>
+      <w:r>
+        <w:t xml:space="preserve"> win.</w:t>
+      </w:r>
+    </w:p>
+    <w:p/>
+    <w:p>
+      <w:pPr>
+        <w:rPr>
+          <w:color w:val="5B9BD5" w:themeColor="accent5"/>
+        </w:rPr>
+      </w:pPr>
+      <w:r>
+        <w:rPr>
+          <w:rFonts w:hint="eastAsia"/>
+          <w:color w:val="5B9BD5" w:themeColor="accent5"/>
+        </w:rPr>
+        <w:t>W</w:t>
+      </w:r>
+      <w:r>
+        <w:rPr>
+          <w:color w:val="5B9BD5" w:themeColor="accent5"/>
+        </w:rPr>
+        <w:t xml:space="preserve">hen both strains coexist, </w:t>
+      </w:r>
+    </w:p>
+    <w:p>
+      <w:pPr>
+        <w:rPr>
+          <w:color w:val="5B9BD5" w:themeColor="accent5"/>
+        </w:rPr>
+      </w:pPr>
+      <w:r>
+        <w:rPr>
+          <w:color w:val="5B9BD5" w:themeColor="accent5"/>
+        </w:rPr>
+        <w:t>H = 0.6716297, P1H = 0.2333761, P2H = 0.1687427, P1 = 1.4767783, P2 = 0.4522385, S = 0.9095539.</w:t>
+      </w:r>
+    </w:p>
+    <w:p>
+      <w:pPr>
+        <w:rPr>
+          <w:color w:val="5B9BD5" w:themeColor="accent5"/>
+        </w:rPr>
+      </w:pPr>
+      <w:r>
+        <w:rPr>
+          <w:noProof/>
+          <w:color w:val="5B9BD5" w:themeColor="accent5"/>
+        </w:rPr>
+        <w:drawing>
+          <wp:inline distT="0" distB="0" distL="0" distR="0" wp14:anchorId="6463C831">
+            <wp:extent cx="3064186" cy="2520000"/>
+            <wp:effectExtent l="0" t="0" r="3175" b="0"/>
+            <wp:docPr id="14" name="圖片 14"/>
+            <wp:cNvGraphicFramePr>
+              <a:graphicFrameLocks xmlns:a="http://schemas.openxmlformats.org/drawingml/2006/main" noChangeAspect="1"/>
+            </wp:cNvGraphicFramePr>
+            <a:graphic xmlns:a="http://schemas.openxmlformats.org/drawingml/2006/main">
+              <a:graphicData uri="http://schemas.openxmlformats.org/drawingml/2006/picture">
+                <pic:pic xmlns:pic="http://schemas.openxmlformats.org/drawingml/2006/picture">
+                  <pic:nvPicPr>
+                    <pic:cNvPr id="0" name="Picture 3"/>
+                    <pic:cNvPicPr>
+                      <a:picLocks noChangeAspect="1" noChangeArrowheads="1"/>
+                    </pic:cNvPicPr>
+                  </pic:nvPicPr>
+                  <pic:blipFill>
+                    <a:blip r:embed="rId20">
+                      <a:extLst>
+                        <a:ext uri="{28A0092B-C50C-407E-A947-70E740481C1C}">
+                          <a14:useLocalDpi xmlns:a14="http://schemas.microsoft.com/office/drawing/2010/main" val="0"/>
+                        </a:ext>
+                      </a:extLst>
+                    </a:blip>
+                    <a:srcRect/>
+                    <a:stretch>
+                      <a:fillRect/>
+                    </a:stretch>
+                  </pic:blipFill>
+                  <pic:spPr bwMode="auto">
+                    <a:xfrm>
+                      <a:off x="0" y="0"/>
+                      <a:ext cx="3064186" cy="2520000"/>
+                    </a:xfrm>
+                    <a:prstGeom prst="rect">
+                      <a:avLst/>
+                    </a:prstGeom>
+                    <a:noFill/>
+                  </pic:spPr>
+                </pic:pic>
+              </a:graphicData>
+            </a:graphic>
+          </wp:inline>
+        </w:drawing>
+      </w:r>
+      <w:r>
+        <w:rPr>
+          <w:noProof/>
+          <w:color w:val="5B9BD5" w:themeColor="accent5"/>
+        </w:rPr>
+        <w:drawing>
+          <wp:inline distT="0" distB="0" distL="0" distR="0" wp14:anchorId="2DE45544">
+            <wp:extent cx="3064186" cy="2520000"/>
+            <wp:effectExtent l="0" t="0" r="3175" b="0"/>
+            <wp:docPr id="15" name="圖片 15"/>
+            <wp:cNvGraphicFramePr>
+              <a:graphicFrameLocks xmlns:a="http://schemas.openxmlformats.org/drawingml/2006/main" noChangeAspect="1"/>
+            </wp:cNvGraphicFramePr>
+            <a:graphic xmlns:a="http://schemas.openxmlformats.org/drawingml/2006/main">
+              <a:graphicData uri="http://schemas.openxmlformats.org/drawingml/2006/picture">
+                <pic:pic xmlns:pic="http://schemas.openxmlformats.org/drawingml/2006/picture">
+                  <pic:nvPicPr>
+                    <pic:cNvPr id="0" name="Picture 4"/>
+                    <pic:cNvPicPr>
+                      <a:picLocks noChangeAspect="1" noChangeArrowheads="1"/>
+                    </pic:cNvPicPr>
+                  </pic:nvPicPr>
+                  <pic:blipFill>
+                    <a:blip r:embed="rId21">
+                      <a:extLst>
+                        <a:ext uri="{28A0092B-C50C-407E-A947-70E740481C1C}">
+                          <a14:useLocalDpi xmlns:a14="http://schemas.microsoft.com/office/drawing/2010/main" val="0"/>
+                        </a:ext>
+                      </a:extLst>
+                    </a:blip>
+                    <a:srcRect/>
+                    <a:stretch>
+                      <a:fillRect/>
+                    </a:stretch>
+                  </pic:blipFill>
+                  <pic:spPr bwMode="auto">
+                    <a:xfrm>
+                      <a:off x="0" y="0"/>
+                      <a:ext cx="3064186" cy="2520000"/>
+                    </a:xfrm>
+                    <a:prstGeom prst="rect">
+                      <a:avLst/>
+                    </a:prstGeom>
+                    <a:noFill/>
+                  </pic:spPr>
+                </pic:pic>
+              </a:graphicData>
+            </a:graphic>
+          </wp:inline>
+        </w:drawing>
+      </w:r>
+    </w:p>
+    <w:p>
+      <w:pPr>
+        <w:rPr>
+          <w:color w:val="5B9BD5" w:themeColor="accent5"/>
+        </w:rPr>
+      </w:pPr>
+      <w:r>
+        <w:rPr>
+          <w:noProof/>
+          <w:color w:val="5B9BD5" w:themeColor="accent5"/>
+        </w:rPr>
+        <w:drawing>
+          <wp:inline distT="0" distB="0" distL="0" distR="0" wp14:anchorId="4B7E3DFC">
+            <wp:extent cx="3064186" cy="2520000"/>
+            <wp:effectExtent l="0" t="0" r="3175" b="0"/>
+            <wp:docPr id="16" name="圖片 16"/>
+            <wp:cNvGraphicFramePr>
+              <a:graphicFrameLocks xmlns:a="http://schemas.openxmlformats.org/drawingml/2006/main" noChangeAspect="1"/>
+            </wp:cNvGraphicFramePr>
+            <a:graphic xmlns:a="http://schemas.openxmlformats.org/drawingml/2006/main">
+              <a:graphicData uri="http://schemas.openxmlformats.org/drawingml/2006/picture">
+                <pic:pic xmlns:pic="http://schemas.openxmlformats.org/drawingml/2006/picture">
+                  <pic:nvPicPr>
+                    <pic:cNvPr id="0" name="Picture 5"/>
+                    <pic:cNvPicPr>
+                      <a:picLocks noChangeAspect="1" noChangeArrowheads="1"/>
+                    </pic:cNvPicPr>
+                  </pic:nvPicPr>
+                  <pic:blipFill>
+                    <a:blip r:embed="rId22">
+                      <a:extLst>
+                        <a:ext uri="{28A0092B-C50C-407E-A947-70E740481C1C}">
+                          <a14:useLocalDpi xmlns:a14="http://schemas.microsoft.com/office/drawing/2010/main" val="0"/>
+                        </a:ext>
+                      </a:extLst>
+                    </a:blip>
+                    <a:srcRect/>
+                    <a:stretch>
+                      <a:fillRect/>
+                    </a:stretch>
+                  </pic:blipFill>
+                  <pic:spPr bwMode="auto">
+                    <a:xfrm>
+                      <a:off x="0" y="0"/>
+                      <a:ext cx="3064186" cy="2520000"/>
+                    </a:xfrm>
+                    <a:prstGeom prst="rect">
+                      <a:avLst/>
+                    </a:prstGeom>
+                    <a:noFill/>
+                  </pic:spPr>
+                </pic:pic>
+              </a:graphicData>
+            </a:graphic>
+          </wp:inline>
+        </w:drawing>
+      </w:r>
+      <w:r>
+        <w:rPr>
+          <w:noProof/>
+          <w:color w:val="5B9BD5" w:themeColor="accent5"/>
+        </w:rPr>
+        <w:drawing>
+          <wp:inline distT="0" distB="0" distL="0" distR="0" wp14:anchorId="3B105CED">
+            <wp:extent cx="3064186" cy="2520000"/>
+            <wp:effectExtent l="0" t="0" r="3175" b="0"/>
+            <wp:docPr id="17" name="圖片 17"/>
+            <wp:cNvGraphicFramePr>
+              <a:graphicFrameLocks xmlns:a="http://schemas.openxmlformats.org/drawingml/2006/main" noChangeAspect="1"/>
+            </wp:cNvGraphicFramePr>
+            <a:graphic xmlns:a="http://schemas.openxmlformats.org/drawingml/2006/main">
+              <a:graphicData uri="http://schemas.openxmlformats.org/drawingml/2006/picture">
+                <pic:pic xmlns:pic="http://schemas.openxmlformats.org/drawingml/2006/picture">
+                  <pic:nvPicPr>
+                    <pic:cNvPr id="0" name="Picture 6"/>
+                    <pic:cNvPicPr>
+                      <a:picLocks noChangeAspect="1" noChangeArrowheads="1"/>
+                    </pic:cNvPicPr>
+                  </pic:nvPicPr>
+                  <pic:blipFill>
+                    <a:blip r:embed="rId23">
+                      <a:extLst>
+                        <a:ext uri="{28A0092B-C50C-407E-A947-70E740481C1C}">
+                          <a14:useLocalDpi xmlns:a14="http://schemas.microsoft.com/office/drawing/2010/main" val="0"/>
+                        </a:ext>
+                      </a:extLst>
+                    </a:blip>
+                    <a:srcRect/>
+                    <a:stretch>
+                      <a:fillRect/>
+                    </a:stretch>
+                  </pic:blipFill>
+                  <pic:spPr bwMode="auto">
+                    <a:xfrm>
+                      <a:off x="0" y="0"/>
+                      <a:ext cx="3064186" cy="2520000"/>
+                    </a:xfrm>
+                    <a:prstGeom prst="rect">
+                      <a:avLst/>
+                    </a:prstGeom>
+                    <a:noFill/>
+                  </pic:spPr>
+                </pic:pic>
+              </a:graphicData>
+            </a:graphic>
+          </wp:inline>
+        </w:drawing>
+      </w:r>
+    </w:p>
+    <w:p>
+      <w:pPr>
+        <w:rPr>
+          <w:rFonts w:hint="eastAsia"/>
+          <w:color w:val="5B9BD5" w:themeColor="accent5"/>
+        </w:rPr>
+      </w:pPr>
+      <w:r>
+        <w:rPr>
+          <w:rFonts w:hint="eastAsia"/>
+          <w:color w:val="FF0000"/>
+        </w:rPr>
+        <w:t>Wh</w:t>
+      </w:r>
+      <w:r>
+        <w:rPr>
+          <w:color w:val="FF0000"/>
+        </w:rPr>
+        <w:t xml:space="preserve">y adding H can make </w:t>
+      </w:r>
+      <w:r>
+        <w:rPr>
+          <w:color w:val="FF0000"/>
+        </w:rPr>
+        <w:t>virulent strain wins?</w:t>
+      </w:r>
+    </w:p>
+    <w:p>
+      <w:pPr>
+        <w:widowControl/>
+        <w:rPr>
+          <w:color w:val="5B9BD5" w:themeColor="accent5"/>
+        </w:rPr>
+      </w:pPr>
+      <w:r>
+        <w:rPr>
+          <w:color w:val="5B9BD5" w:themeColor="accent5"/>
+        </w:rPr>
+        <w:br w:type="page"/>
+      </w:r>
       <w:bookmarkStart w:id="0" w:name="_GoBack"/>
       <w:bookmarkEnd w:id="0"/>
     </w:p>
     <w:p>
-      <w:r>
-        <w:t>+            a1 = 0.5, a2 = 0.5, R1 = 1, R2 = 1, e1 = 0.5, e2 = 0.5,</w:t>
-      </w:r>
-    </w:p>
-    <w:p>
-      <w:r>
-        <w:t>+            b1 = 0.3, b2 = 0.45, m1 = 0.05, m2 = 0.05, e1H = 0.5, e2H = 0.5,</w:t>
-      </w:r>
-    </w:p>
-    <w:p>
-      <w:r>
-        <w:t>+            o1 = 0.8, o2 = 0.8, h1 = 1, h2 = 1, c1 = 0.9, c2 = 0.9, d = 0.03, DL = 0)</w:t>
+      <w:pPr>
+        <w:rPr>
+          <w:color w:val="5B9BD5" w:themeColor="accent5"/>
+        </w:rPr>
+      </w:pPr>
+    </w:p>
+    <w:p>
+      <w:pPr>
+        <w:rPr>
+          <w:color w:val="5B9BD5" w:themeColor="accent5"/>
+        </w:rPr>
+      </w:pPr>
+      <w:r>
+        <w:rPr>
+          <w:rFonts w:hint="eastAsia"/>
+          <w:color w:val="5B9BD5" w:themeColor="accent5"/>
+        </w:rPr>
+        <w:t>W</w:t>
+      </w:r>
+      <w:r>
+        <w:rPr>
+          <w:color w:val="5B9BD5" w:themeColor="accent5"/>
+        </w:rPr>
+        <w:t xml:space="preserve">hen </w:t>
+      </w:r>
+      <m:oMath>
+        <m:sSub>
+          <m:sSubPr>
+            <m:ctrlPr>
+              <w:rPr>
+                <w:rFonts w:ascii="Cambria Math" w:hAnsi="Cambria Math"/>
+                <w:color w:val="5B9BD5" w:themeColor="accent5"/>
+              </w:rPr>
+            </m:ctrlPr>
+          </m:sSubPr>
+          <m:e>
+            <m:r>
+              <w:rPr>
+                <w:rFonts w:ascii="Cambria Math" w:hAnsi="Cambria Math"/>
+                <w:color w:val="5B9BD5" w:themeColor="accent5"/>
+              </w:rPr>
+              <m:t>P</m:t>
+            </m:r>
+          </m:e>
+          <m:sub>
+            <m:r>
+              <m:rPr>
+                <m:sty m:val="p"/>
+              </m:rPr>
+              <w:rPr>
+                <w:rFonts w:ascii="Cambria Math" w:hAnsi="Cambria Math"/>
+                <w:color w:val="5B9BD5" w:themeColor="accent5"/>
+              </w:rPr>
+              <m:t>2</m:t>
+            </m:r>
+          </m:sub>
+        </m:sSub>
+        <m:r>
+          <m:rPr>
+            <m:sty m:val="p"/>
+          </m:rPr>
+          <w:rPr>
+            <w:rFonts w:ascii="Cambria Math" w:hAnsi="Cambria Math"/>
+            <w:color w:val="5B9BD5" w:themeColor="accent5"/>
+          </w:rPr>
+          <m:t>+</m:t>
+        </m:r>
+        <m:sSub>
+          <m:sSubPr>
+            <m:ctrlPr>
+              <w:rPr>
+                <w:rFonts w:ascii="Cambria Math" w:hAnsi="Cambria Math"/>
+                <w:color w:val="5B9BD5" w:themeColor="accent5"/>
+              </w:rPr>
+            </m:ctrlPr>
+          </m:sSubPr>
+          <m:e>
+            <m:r>
+              <w:rPr>
+                <w:rFonts w:ascii="Cambria Math" w:hAnsi="Cambria Math"/>
+                <w:color w:val="5B9BD5" w:themeColor="accent5"/>
+              </w:rPr>
+              <m:t>P</m:t>
+            </m:r>
+          </m:e>
+          <m:sub>
+            <m:r>
+              <m:rPr>
+                <m:sty m:val="p"/>
+              </m:rPr>
+              <w:rPr>
+                <w:rFonts w:ascii="Cambria Math" w:hAnsi="Cambria Math"/>
+                <w:color w:val="5B9BD5" w:themeColor="accent5"/>
+              </w:rPr>
+              <m:t>2</m:t>
+            </m:r>
+            <m:r>
+              <m:rPr>
+                <m:lit/>
+                <m:sty m:val="p"/>
+              </m:rPr>
+              <w:rPr>
+                <w:rFonts w:ascii="Cambria Math" w:hAnsi="Cambria Math"/>
+                <w:color w:val="5B9BD5" w:themeColor="accent5"/>
+              </w:rPr>
+              <m:t>/</m:t>
+            </m:r>
+            <m:r>
+              <w:rPr>
+                <w:rFonts w:ascii="Cambria Math" w:hAnsi="Cambria Math"/>
+                <w:color w:val="5B9BD5" w:themeColor="accent5"/>
+              </w:rPr>
+              <m:t>H</m:t>
+            </m:r>
+          </m:sub>
+        </m:sSub>
+      </m:oMath>
+      <w:r>
+        <w:rPr>
+          <w:rFonts w:hint="eastAsia"/>
+          <w:color w:val="5B9BD5" w:themeColor="accent5"/>
+        </w:rPr>
+        <w:t xml:space="preserve"> </w:t>
+      </w:r>
+      <w:r>
+        <w:rPr>
+          <w:color w:val="5B9BD5" w:themeColor="accent5"/>
+        </w:rPr>
+        <w:t>win,</w:t>
+      </w:r>
+    </w:p>
+    <w:p>
+      <w:pPr>
+        <w:rPr>
+          <w:color w:val="5B9BD5" w:themeColor="accent5"/>
+        </w:rPr>
+      </w:pPr>
+      <w:r>
+        <w:rPr>
+          <w:color w:val="5B9BD5" w:themeColor="accent5"/>
+        </w:rPr>
+        <w:t>H = 2.0989911, P2H = 0.8868977, P2 = 0.7605634, S = 1.7626948.</w:t>
+      </w:r>
+    </w:p>
+    <w:p>
+      <w:r>
+        <w:rPr>
+          <w:noProof/>
+        </w:rPr>
+        <w:drawing>
+          <wp:inline distT="0" distB="0" distL="0" distR="0" wp14:anchorId="62CFDEFB">
+            <wp:extent cx="3064186" cy="2520000"/>
+            <wp:effectExtent l="0" t="0" r="3175" b="0"/>
+            <wp:docPr id="18" name="圖片 18"/>
+            <wp:cNvGraphicFramePr>
+              <a:graphicFrameLocks xmlns:a="http://schemas.openxmlformats.org/drawingml/2006/main" noChangeAspect="1"/>
+            </wp:cNvGraphicFramePr>
+            <a:graphic xmlns:a="http://schemas.openxmlformats.org/drawingml/2006/main">
+              <a:graphicData uri="http://schemas.openxmlformats.org/drawingml/2006/picture">
+                <pic:pic xmlns:pic="http://schemas.openxmlformats.org/drawingml/2006/picture">
+                  <pic:nvPicPr>
+                    <pic:cNvPr id="0" name="Picture 7"/>
+                    <pic:cNvPicPr>
+                      <a:picLocks noChangeAspect="1" noChangeArrowheads="1"/>
+                    </pic:cNvPicPr>
+                  </pic:nvPicPr>
+                  <pic:blipFill>
+                    <a:blip r:embed="rId24">
+                      <a:extLst>
+                        <a:ext uri="{28A0092B-C50C-407E-A947-70E740481C1C}">
+                          <a14:useLocalDpi xmlns:a14="http://schemas.microsoft.com/office/drawing/2010/main" val="0"/>
+                        </a:ext>
+                      </a:extLst>
+                    </a:blip>
+                    <a:srcRect/>
+                    <a:stretch>
+                      <a:fillRect/>
+                    </a:stretch>
+                  </pic:blipFill>
+                  <pic:spPr bwMode="auto">
+                    <a:xfrm>
+                      <a:off x="0" y="0"/>
+                      <a:ext cx="3064186" cy="2520000"/>
+                    </a:xfrm>
+                    <a:prstGeom prst="rect">
+                      <a:avLst/>
+                    </a:prstGeom>
+                    <a:noFill/>
+                  </pic:spPr>
+                </pic:pic>
+              </a:graphicData>
+            </a:graphic>
+          </wp:inline>
+        </w:drawing>
+      </w:r>
+      <w:r>
+        <w:rPr>
+          <w:noProof/>
+        </w:rPr>
+        <w:drawing>
+          <wp:inline distT="0" distB="0" distL="0" distR="0" wp14:anchorId="0519E0B5">
+            <wp:extent cx="3064186" cy="2520000"/>
+            <wp:effectExtent l="0" t="0" r="3175" b="0"/>
+            <wp:docPr id="19" name="圖片 19"/>
+            <wp:cNvGraphicFramePr>
+              <a:graphicFrameLocks xmlns:a="http://schemas.openxmlformats.org/drawingml/2006/main" noChangeAspect="1"/>
+            </wp:cNvGraphicFramePr>
+            <a:graphic xmlns:a="http://schemas.openxmlformats.org/drawingml/2006/main">
+              <a:graphicData uri="http://schemas.openxmlformats.org/drawingml/2006/picture">
+                <pic:pic xmlns:pic="http://schemas.openxmlformats.org/drawingml/2006/picture">
+                  <pic:nvPicPr>
+                    <pic:cNvPr id="0" name="Picture 8"/>
+                    <pic:cNvPicPr>
+                      <a:picLocks noChangeAspect="1" noChangeArrowheads="1"/>
+                    </pic:cNvPicPr>
+                  </pic:nvPicPr>
+                  <pic:blipFill>
+                    <a:blip r:embed="rId25">
+                      <a:extLst>
+                        <a:ext uri="{28A0092B-C50C-407E-A947-70E740481C1C}">
+                          <a14:useLocalDpi xmlns:a14="http://schemas.microsoft.com/office/drawing/2010/main" val="0"/>
+                        </a:ext>
+                      </a:extLst>
+                    </a:blip>
+                    <a:srcRect/>
+                    <a:stretch>
+                      <a:fillRect/>
+                    </a:stretch>
+                  </pic:blipFill>
+                  <pic:spPr bwMode="auto">
+                    <a:xfrm>
+                      <a:off x="0" y="0"/>
+                      <a:ext cx="3064186" cy="2520000"/>
+                    </a:xfrm>
+                    <a:prstGeom prst="rect">
+                      <a:avLst/>
+                    </a:prstGeom>
+                    <a:noFill/>
+                  </pic:spPr>
+                </pic:pic>
+              </a:graphicData>
+            </a:graphic>
+          </wp:inline>
+        </w:drawing>
+      </w:r>
+    </w:p>
+    <w:p>
+      <w:r>
+        <w:rPr>
+          <w:noProof/>
+        </w:rPr>
+        <w:drawing>
+          <wp:inline distT="0" distB="0" distL="0" distR="0" wp14:anchorId="30B9ACBB">
+            <wp:extent cx="3064186" cy="2520000"/>
+            <wp:effectExtent l="0" t="0" r="3175" b="0"/>
+            <wp:docPr id="23" name="圖片 23"/>
+            <wp:cNvGraphicFramePr>
+              <a:graphicFrameLocks xmlns:a="http://schemas.openxmlformats.org/drawingml/2006/main" noChangeAspect="1"/>
+            </wp:cNvGraphicFramePr>
+            <a:graphic xmlns:a="http://schemas.openxmlformats.org/drawingml/2006/main">
+              <a:graphicData uri="http://schemas.openxmlformats.org/drawingml/2006/picture">
+                <pic:pic xmlns:pic="http://schemas.openxmlformats.org/drawingml/2006/picture">
+                  <pic:nvPicPr>
+                    <pic:cNvPr id="0" name="Picture 10"/>
+                    <pic:cNvPicPr>
+                      <a:picLocks noChangeAspect="1" noChangeArrowheads="1"/>
+                    </pic:cNvPicPr>
+                  </pic:nvPicPr>
+                  <pic:blipFill>
+                    <a:blip r:embed="rId26">
+                      <a:extLst>
+                        <a:ext uri="{28A0092B-C50C-407E-A947-70E740481C1C}">
+                          <a14:useLocalDpi xmlns:a14="http://schemas.microsoft.com/office/drawing/2010/main" val="0"/>
+                        </a:ext>
+                      </a:extLst>
+                    </a:blip>
+                    <a:srcRect/>
+                    <a:stretch>
+                      <a:fillRect/>
+                    </a:stretch>
+                  </pic:blipFill>
+                  <pic:spPr bwMode="auto">
+                    <a:xfrm>
+                      <a:off x="0" y="0"/>
+                      <a:ext cx="3064186" cy="2520000"/>
+                    </a:xfrm>
+                    <a:prstGeom prst="rect">
+                      <a:avLst/>
+                    </a:prstGeom>
+                    <a:noFill/>
+                  </pic:spPr>
+                </pic:pic>
+              </a:graphicData>
+            </a:graphic>
+          </wp:inline>
+        </w:drawing>
       </w:r>
     </w:p>
     <w:p/>
-    <w:p>
+    <w:p/>
+    <w:p>
+      <w:pPr>
+        <w:rPr>
+          <w:color w:val="ED7D31" w:themeColor="accent2"/>
+        </w:rPr>
+      </w:pPr>
       <w:r>
         <w:rPr>
           <w:rFonts w:hint="eastAsia"/>
-        </w:rPr>
-        <w:t>Al</w:t>
-      </w:r>
-      <w:r>
-        <w:t>ternative stable state</w:t>
-      </w:r>
-    </w:p>
-    <w:p>
-      <w:pPr>
+          <w:color w:val="ED7D31" w:themeColor="accent2"/>
+        </w:rPr>
+        <w:t>I</w:t>
+      </w:r>
+      <w:r>
+        <w:rPr>
+          <w:color w:val="ED7D31" w:themeColor="accent2"/>
+        </w:rPr>
+        <w:t xml:space="preserve">nvasion analysis show that </w:t>
+      </w:r>
+      <m:oMath>
+        <m:sSub>
+          <m:sSubPr>
+            <m:ctrlPr>
+              <w:rPr>
+                <w:rFonts w:ascii="Cambria Math" w:hAnsi="Cambria Math"/>
+                <w:color w:val="ED7D31" w:themeColor="accent2"/>
+              </w:rPr>
+            </m:ctrlPr>
+          </m:sSubPr>
+          <m:e>
+            <m:r>
+              <m:rPr>
+                <m:sty m:val="p"/>
+              </m:rPr>
+              <w:rPr>
+                <w:rFonts w:ascii="Cambria Math" w:hAnsi="Cambria Math"/>
+                <w:color w:val="ED7D31" w:themeColor="accent2"/>
+              </w:rPr>
+              <m:t>P</m:t>
+            </m:r>
+          </m:e>
+          <m:sub>
+            <m:r>
+              <m:rPr>
+                <m:sty m:val="p"/>
+              </m:rPr>
+              <w:rPr>
+                <w:rFonts w:ascii="Cambria Math" w:hAnsi="Cambria Math"/>
+                <w:color w:val="ED7D31" w:themeColor="accent2"/>
+              </w:rPr>
+              <m:t>1</m:t>
+            </m:r>
+          </m:sub>
+        </m:sSub>
+        <m:r>
+          <m:rPr>
+            <m:sty m:val="p"/>
+          </m:rPr>
+          <w:rPr>
+            <w:rFonts w:ascii="Cambria Math" w:hAnsi="Cambria Math"/>
+            <w:color w:val="ED7D31" w:themeColor="accent2"/>
+          </w:rPr>
+          <m:t>+</m:t>
+        </m:r>
+        <m:sSub>
+          <m:sSubPr>
+            <m:ctrlPr>
+              <w:rPr>
+                <w:rFonts w:ascii="Cambria Math" w:hAnsi="Cambria Math"/>
+                <w:color w:val="ED7D31" w:themeColor="accent2"/>
+              </w:rPr>
+            </m:ctrlPr>
+          </m:sSubPr>
+          <m:e>
+            <m:r>
+              <m:rPr>
+                <m:sty m:val="p"/>
+              </m:rPr>
+              <w:rPr>
+                <w:rFonts w:ascii="Cambria Math" w:hAnsi="Cambria Math"/>
+                <w:color w:val="ED7D31" w:themeColor="accent2"/>
+              </w:rPr>
+              <m:t>P</m:t>
+            </m:r>
+          </m:e>
+          <m:sub>
+            <m:r>
+              <m:rPr>
+                <m:sty m:val="p"/>
+              </m:rPr>
+              <w:rPr>
+                <w:rFonts w:ascii="Cambria Math" w:hAnsi="Cambria Math"/>
+                <w:color w:val="ED7D31" w:themeColor="accent2"/>
+              </w:rPr>
+              <m:t>1</m:t>
+            </m:r>
+            <m:r>
+              <m:rPr>
+                <m:lit/>
+                <m:sty m:val="p"/>
+              </m:rPr>
+              <w:rPr>
+                <w:rFonts w:ascii="Cambria Math" w:hAnsi="Cambria Math"/>
+                <w:color w:val="ED7D31" w:themeColor="accent2"/>
+              </w:rPr>
+              <m:t>/</m:t>
+            </m:r>
+            <m:r>
+              <m:rPr>
+                <m:sty m:val="p"/>
+              </m:rPr>
+              <w:rPr>
+                <w:rFonts w:ascii="Cambria Math" w:hAnsi="Cambria Math"/>
+                <w:color w:val="ED7D31" w:themeColor="accent2"/>
+              </w:rPr>
+              <m:t>H</m:t>
+            </m:r>
+          </m:sub>
+        </m:sSub>
+      </m:oMath>
+      <w:r>
         <w:rPr>
           <w:rFonts w:hint="eastAsia"/>
-        </w:rPr>
-      </w:pPr>
+          <w:color w:val="ED7D31" w:themeColor="accent2"/>
+        </w:rPr>
+        <w:t xml:space="preserve"> </w:t>
+      </w:r>
+      <w:r>
+        <w:rPr>
+          <w:color w:val="ED7D31" w:themeColor="accent2"/>
+        </w:rPr>
+        <w:t>cannot invade the</w:t>
+      </w:r>
       <w:r>
         <w:rPr>
           <w:rFonts w:hint="eastAsia"/>
-        </w:rPr>
-        <w:t>Wh</w:t>
-      </w:r>
-      <w:r>
-        <w:t xml:space="preserve">en H is large and </w:t>
-      </w:r>
-      <w:r>
-        <w:rPr>
-          <w:rFonts w:ascii="Times New Roman" w:hAnsi="Times New Roman" w:cs="Times New Roman"/>
-        </w:rPr>
-        <w:t>α</w:t>
-      </w:r>
-      <w:r>
-        <w:rPr>
-          <w:vertAlign w:val="subscript"/>
-        </w:rPr>
-        <w:t>1</w:t>
-      </w:r>
-      <w:r>
-        <w:t xml:space="preserve"> = </w:t>
-      </w:r>
-      <w:r>
-        <w:rPr>
-          <w:rFonts w:ascii="Times New Roman" w:hAnsi="Times New Roman" w:cs="Times New Roman"/>
-        </w:rPr>
-        <w:t>α</w:t>
-      </w:r>
-      <w:r>
-        <w:rPr>
-          <w:vertAlign w:val="subscript"/>
-        </w:rPr>
-        <w:t>2</w:t>
-      </w:r>
-      <w:r>
-        <w:t>, P</w:t>
-      </w:r>
-      <w:r>
-        <w:rPr>
-          <w:vertAlign w:val="subscript"/>
-        </w:rPr>
-        <w:t xml:space="preserve">2 </w:t>
-      </w:r>
-      <w:r>
-        <w:t>will be excluded because of H is too large</w:t>
-      </w:r>
-    </w:p>
+          <w:color w:val="ED7D31" w:themeColor="accent2"/>
+        </w:rPr>
+        <w:t xml:space="preserve"> </w:t>
+      </w:r>
+      <m:oMath>
+        <m:sSub>
+          <m:sSubPr>
+            <m:ctrlPr>
+              <w:rPr>
+                <w:rFonts w:ascii="Cambria Math" w:hAnsi="Cambria Math"/>
+                <w:color w:val="ED7D31" w:themeColor="accent2"/>
+              </w:rPr>
+            </m:ctrlPr>
+          </m:sSubPr>
+          <m:e>
+            <m:r>
+              <m:rPr>
+                <m:sty m:val="p"/>
+              </m:rPr>
+              <w:rPr>
+                <w:rFonts w:ascii="Cambria Math" w:hAnsi="Cambria Math"/>
+                <w:color w:val="ED7D31" w:themeColor="accent2"/>
+              </w:rPr>
+              <m:t>E</m:t>
+            </m:r>
+          </m:e>
+          <m:sub>
+            <m:r>
+              <m:rPr>
+                <m:sty m:val="p"/>
+              </m:rPr>
+              <w:rPr>
+                <w:rFonts w:ascii="Cambria Math" w:hAnsi="Cambria Math"/>
+                <w:color w:val="ED7D31" w:themeColor="accent2"/>
+              </w:rPr>
+              <m:t>S</m:t>
+            </m:r>
+            <m:sSub>
+              <m:sSubPr>
+                <m:ctrlPr>
+                  <w:rPr>
+                    <w:rFonts w:ascii="Cambria Math" w:hAnsi="Cambria Math"/>
+                    <w:color w:val="ED7D31" w:themeColor="accent2"/>
+                  </w:rPr>
+                </m:ctrlPr>
+              </m:sSubPr>
+              <m:e>
+                <m:r>
+                  <m:rPr>
+                    <m:sty m:val="p"/>
+                  </m:rPr>
+                  <w:rPr>
+                    <w:rFonts w:ascii="Cambria Math" w:hAnsi="Cambria Math"/>
+                    <w:color w:val="ED7D31" w:themeColor="accent2"/>
+                  </w:rPr>
+                  <m:t>P</m:t>
+                </m:r>
+              </m:e>
+              <m:sub>
+                <m:r>
+                  <m:rPr>
+                    <m:sty m:val="p"/>
+                  </m:rPr>
+                  <w:rPr>
+                    <w:rFonts w:ascii="Cambria Math" w:hAnsi="Cambria Math"/>
+                    <w:color w:val="ED7D31" w:themeColor="accent2"/>
+                  </w:rPr>
+                  <m:t>2</m:t>
+                </m:r>
+              </m:sub>
+            </m:sSub>
+            <m:sSub>
+              <m:sSubPr>
+                <m:ctrlPr>
+                  <w:rPr>
+                    <w:rFonts w:ascii="Cambria Math" w:hAnsi="Cambria Math"/>
+                    <w:color w:val="ED7D31" w:themeColor="accent2"/>
+                  </w:rPr>
+                </m:ctrlPr>
+              </m:sSubPr>
+              <m:e>
+                <m:r>
+                  <m:rPr>
+                    <m:sty m:val="p"/>
+                  </m:rPr>
+                  <w:rPr>
+                    <w:rFonts w:ascii="Cambria Math" w:hAnsi="Cambria Math"/>
+                    <w:color w:val="ED7D31" w:themeColor="accent2"/>
+                  </w:rPr>
+                  <m:t>P</m:t>
+                </m:r>
+              </m:e>
+              <m:sub>
+                <m:r>
+                  <m:rPr>
+                    <m:sty m:val="p"/>
+                  </m:rPr>
+                  <w:rPr>
+                    <w:rFonts w:ascii="Cambria Math" w:hAnsi="Cambria Math"/>
+                    <w:color w:val="ED7D31" w:themeColor="accent2"/>
+                  </w:rPr>
+                  <m:t>2</m:t>
+                </m:r>
+                <m:r>
+                  <m:rPr>
+                    <m:lit/>
+                    <m:sty m:val="p"/>
+                  </m:rPr>
+                  <w:rPr>
+                    <w:rFonts w:ascii="Cambria Math" w:hAnsi="Cambria Math"/>
+                    <w:color w:val="ED7D31" w:themeColor="accent2"/>
+                  </w:rPr>
+                  <m:t>/</m:t>
+                </m:r>
+                <m:r>
+                  <m:rPr>
+                    <m:sty m:val="p"/>
+                  </m:rPr>
+                  <w:rPr>
+                    <w:rFonts w:ascii="Cambria Math" w:hAnsi="Cambria Math"/>
+                    <w:color w:val="ED7D31" w:themeColor="accent2"/>
+                  </w:rPr>
+                  <m:t>H</m:t>
+                </m:r>
+              </m:sub>
+            </m:sSub>
+          </m:sub>
+        </m:sSub>
+      </m:oMath>
+      <w:r>
+        <w:rPr>
+          <w:color w:val="ED7D31" w:themeColor="accent2"/>
+        </w:rPr>
+        <w:t xml:space="preserve"> but </w:t>
+      </w:r>
+      <m:oMath>
+        <m:sSub>
+          <m:sSubPr>
+            <m:ctrlPr>
+              <w:rPr>
+                <w:rFonts w:ascii="Cambria Math" w:hAnsi="Cambria Math"/>
+                <w:color w:val="ED7D31" w:themeColor="accent2"/>
+              </w:rPr>
+            </m:ctrlPr>
+          </m:sSubPr>
+          <m:e>
+            <m:r>
+              <m:rPr>
+                <m:sty m:val="p"/>
+              </m:rPr>
+              <w:rPr>
+                <w:rFonts w:ascii="Cambria Math" w:hAnsi="Cambria Math"/>
+                <w:color w:val="ED7D31" w:themeColor="accent2"/>
+              </w:rPr>
+              <m:t>P</m:t>
+            </m:r>
+          </m:e>
+          <m:sub>
+            <m:r>
+              <m:rPr>
+                <m:sty m:val="p"/>
+              </m:rPr>
+              <w:rPr>
+                <w:rFonts w:ascii="Cambria Math" w:hAnsi="Cambria Math"/>
+                <w:color w:val="ED7D31" w:themeColor="accent2"/>
+              </w:rPr>
+              <m:t>2</m:t>
+            </m:r>
+          </m:sub>
+        </m:sSub>
+        <m:r>
+          <m:rPr>
+            <m:sty m:val="p"/>
+          </m:rPr>
+          <w:rPr>
+            <w:rFonts w:ascii="Cambria Math" w:hAnsi="Cambria Math"/>
+            <w:color w:val="ED7D31" w:themeColor="accent2"/>
+          </w:rPr>
+          <m:t>+</m:t>
+        </m:r>
+        <m:sSub>
+          <m:sSubPr>
+            <m:ctrlPr>
+              <w:rPr>
+                <w:rFonts w:ascii="Cambria Math" w:hAnsi="Cambria Math"/>
+                <w:color w:val="ED7D31" w:themeColor="accent2"/>
+              </w:rPr>
+            </m:ctrlPr>
+          </m:sSubPr>
+          <m:e>
+            <m:r>
+              <m:rPr>
+                <m:sty m:val="p"/>
+              </m:rPr>
+              <w:rPr>
+                <w:rFonts w:ascii="Cambria Math" w:hAnsi="Cambria Math"/>
+                <w:color w:val="ED7D31" w:themeColor="accent2"/>
+              </w:rPr>
+              <m:t>P</m:t>
+            </m:r>
+          </m:e>
+          <m:sub>
+            <m:r>
+              <m:rPr>
+                <m:sty m:val="p"/>
+              </m:rPr>
+              <w:rPr>
+                <w:rFonts w:ascii="Cambria Math" w:hAnsi="Cambria Math"/>
+                <w:color w:val="ED7D31" w:themeColor="accent2"/>
+              </w:rPr>
+              <m:t>2</m:t>
+            </m:r>
+            <m:r>
+              <m:rPr>
+                <m:lit/>
+                <m:sty m:val="p"/>
+              </m:rPr>
+              <w:rPr>
+                <w:rFonts w:ascii="Cambria Math" w:hAnsi="Cambria Math"/>
+                <w:color w:val="ED7D31" w:themeColor="accent2"/>
+              </w:rPr>
+              <m:t>/</m:t>
+            </m:r>
+            <m:r>
+              <m:rPr>
+                <m:sty m:val="p"/>
+              </m:rPr>
+              <w:rPr>
+                <w:rFonts w:ascii="Cambria Math" w:hAnsi="Cambria Math"/>
+                <w:color w:val="ED7D31" w:themeColor="accent2"/>
+              </w:rPr>
+              <m:t>H</m:t>
+            </m:r>
+          </m:sub>
+        </m:sSub>
+      </m:oMath>
+      <w:r>
+        <w:rPr>
+          <w:rFonts w:hint="eastAsia"/>
+          <w:color w:val="ED7D31" w:themeColor="accent2"/>
+        </w:rPr>
+        <w:t xml:space="preserve"> </w:t>
+      </w:r>
+      <w:r>
+        <w:rPr>
+          <w:color w:val="ED7D31" w:themeColor="accent2"/>
+        </w:rPr>
+        <w:t>can invade</w:t>
+      </w:r>
+      <w:r>
+        <w:rPr>
+          <w:rFonts w:hint="eastAsia"/>
+          <w:color w:val="ED7D31" w:themeColor="accent2"/>
+        </w:rPr>
+        <w:t xml:space="preserve"> </w:t>
+      </w:r>
+      <m:oMath>
+        <m:sSub>
+          <m:sSubPr>
+            <m:ctrlPr>
+              <w:rPr>
+                <w:rFonts w:ascii="Cambria Math" w:hAnsi="Cambria Math"/>
+                <w:color w:val="ED7D31" w:themeColor="accent2"/>
+              </w:rPr>
+            </m:ctrlPr>
+          </m:sSubPr>
+          <m:e>
+            <m:r>
+              <m:rPr>
+                <m:sty m:val="p"/>
+              </m:rPr>
+              <w:rPr>
+                <w:rFonts w:ascii="Cambria Math" w:hAnsi="Cambria Math"/>
+                <w:color w:val="ED7D31" w:themeColor="accent2"/>
+              </w:rPr>
+              <m:t>E</m:t>
+            </m:r>
+          </m:e>
+          <m:sub>
+            <m:r>
+              <m:rPr>
+                <m:sty m:val="p"/>
+              </m:rPr>
+              <w:rPr>
+                <w:rFonts w:ascii="Cambria Math" w:hAnsi="Cambria Math"/>
+                <w:color w:val="ED7D31" w:themeColor="accent2"/>
+              </w:rPr>
+              <m:t>S</m:t>
+            </m:r>
+            <m:sSub>
+              <m:sSubPr>
+                <m:ctrlPr>
+                  <w:rPr>
+                    <w:rFonts w:ascii="Cambria Math" w:hAnsi="Cambria Math"/>
+                    <w:color w:val="ED7D31" w:themeColor="accent2"/>
+                  </w:rPr>
+                </m:ctrlPr>
+              </m:sSubPr>
+              <m:e>
+                <m:r>
+                  <m:rPr>
+                    <m:sty m:val="p"/>
+                  </m:rPr>
+                  <w:rPr>
+                    <w:rFonts w:ascii="Cambria Math" w:hAnsi="Cambria Math"/>
+                    <w:color w:val="ED7D31" w:themeColor="accent2"/>
+                  </w:rPr>
+                  <m:t>P</m:t>
+                </m:r>
+              </m:e>
+              <m:sub>
+                <m:r>
+                  <w:rPr>
+                    <w:rFonts w:ascii="Cambria Math" w:hAnsi="Cambria Math"/>
+                    <w:color w:val="ED7D31" w:themeColor="accent2"/>
+                  </w:rPr>
+                  <m:t>1</m:t>
+                </m:r>
+              </m:sub>
+            </m:sSub>
+            <m:sSub>
+              <m:sSubPr>
+                <m:ctrlPr>
+                  <w:rPr>
+                    <w:rFonts w:ascii="Cambria Math" w:hAnsi="Cambria Math"/>
+                    <w:color w:val="ED7D31" w:themeColor="accent2"/>
+                  </w:rPr>
+                </m:ctrlPr>
+              </m:sSubPr>
+              <m:e>
+                <m:r>
+                  <m:rPr>
+                    <m:sty m:val="p"/>
+                  </m:rPr>
+                  <w:rPr>
+                    <w:rFonts w:ascii="Cambria Math" w:hAnsi="Cambria Math"/>
+                    <w:color w:val="ED7D31" w:themeColor="accent2"/>
+                  </w:rPr>
+                  <m:t>P</m:t>
+                </m:r>
+              </m:e>
+              <m:sub>
+                <m:r>
+                  <m:rPr>
+                    <m:sty m:val="p"/>
+                  </m:rPr>
+                  <w:rPr>
+                    <w:rFonts w:ascii="Cambria Math" w:hAnsi="Cambria Math"/>
+                    <w:color w:val="ED7D31" w:themeColor="accent2"/>
+                  </w:rPr>
+                  <m:t>1</m:t>
+                </m:r>
+                <m:r>
+                  <m:rPr>
+                    <m:lit/>
+                    <m:sty m:val="p"/>
+                  </m:rPr>
+                  <w:rPr>
+                    <w:rFonts w:ascii="Cambria Math" w:hAnsi="Cambria Math"/>
+                    <w:color w:val="ED7D31" w:themeColor="accent2"/>
+                  </w:rPr>
+                  <m:t>/</m:t>
+                </m:r>
+                <m:r>
+                  <m:rPr>
+                    <m:sty m:val="p"/>
+                  </m:rPr>
+                  <w:rPr>
+                    <w:rFonts w:ascii="Cambria Math" w:hAnsi="Cambria Math"/>
+                    <w:color w:val="ED7D31" w:themeColor="accent2"/>
+                  </w:rPr>
+                  <m:t>H</m:t>
+                </m:r>
+              </m:sub>
+            </m:sSub>
+          </m:sub>
+        </m:sSub>
+      </m:oMath>
+      <w:r>
+        <w:rPr>
+          <w:color w:val="ED7D31" w:themeColor="accent2"/>
+        </w:rPr>
+        <w:t>.</w:t>
+      </w:r>
+      <w:r>
+        <w:rPr>
+          <w:rFonts w:hint="eastAsia"/>
+          <w:color w:val="ED7D31" w:themeColor="accent2"/>
+        </w:rPr>
+        <w:t xml:space="preserve"> </w:t>
+      </w:r>
+      <w:r>
+        <w:rPr>
+          <w:color w:val="ED7D31" w:themeColor="accent2"/>
+        </w:rPr>
+        <w:t>(</w:t>
+      </w:r>
+      <w:r>
+        <w:rPr>
+          <w:rFonts w:hint="eastAsia"/>
+          <w:color w:val="ED7D31" w:themeColor="accent2"/>
+        </w:rPr>
+        <w:t>有可能是我算錯</w:t>
+      </w:r>
+      <w:r>
+        <w:rPr>
+          <w:rFonts w:hint="eastAsia"/>
+          <w:color w:val="ED7D31" w:themeColor="accent2"/>
+        </w:rPr>
+        <w:t>:D</w:t>
+      </w:r>
+      <w:r>
+        <w:rPr>
+          <w:color w:val="ED7D31" w:themeColor="accent2"/>
+        </w:rPr>
+        <w:t>)</w:t>
+      </w:r>
+    </w:p>
+    <w:p/>
+    <w:p/>
+    <w:p/>
+    <w:p/>
+    <w:p/>
+    <w:p/>
+    <w:p/>
     <w:sectPr>
       <w:pgSz w:w="11906" w:h="16838"/>
       <w:pgMar w:top="567" w:right="567" w:bottom="567" w:left="567" w:header="851" w:footer="992" w:gutter="0"/>
@@ -248,6 +4370,44 @@
     </w:sectPr>
   </w:body>
 </w:document>
+</file>
+
+<file path=word/endnotes.xml><?xml version="1.0" encoding="utf-8"?>
+<w:endnotes xmlns:wpc="http://schemas.microsoft.com/office/word/2010/wordprocessingCanvas" xmlns:cx="http://schemas.microsoft.com/office/drawing/2014/chartex" xmlns:cx1="http://schemas.microsoft.com/office/drawing/2015/9/8/chartex" xmlns:cx2="http://schemas.microsoft.com/office/drawing/2015/10/21/chartex" xmlns:cx3="http://schemas.microsoft.com/office/drawing/2016/5/9/chartex" xmlns:cx4="http://schemas.microsoft.com/office/drawing/2016/5/10/chartex" xmlns:cx5="http://schemas.microsoft.com/office/drawing/2016/5/11/chartex" xmlns:cx6="http://schemas.microsoft.com/office/drawing/2016/5/12/chartex" xmlns:cx7="http://schemas.microsoft.com/office/drawing/2016/5/13/chartex" xmlns:cx8="http://schemas.microsoft.com/office/drawing/2016/5/14/chartex" xmlns:mc="http://schemas.openxmlformats.org/markup-compatibility/2006" xmlns:aink="http://schemas.microsoft.com/office/drawing/2016/ink" xmlns:am3d="http://schemas.microsoft.com/office/drawing/2017/model3d" xmlns:o="urn:schemas-microsoft-com:office:office" xmlns:r="http://schemas.openxmlformats.org/officeDocument/2006/relationships" xmlns:m="http://schemas.openxmlformats.org/officeDocument/2006/math" xmlns:v="urn:schemas-microsoft-com:vml" xmlns:wp14="http://schemas.microsoft.com/office/word/2010/wordprocessingDrawing" xmlns:wp="http://schemas.openxmlformats.org/drawingml/2006/wordprocessingDrawing" xmlns:w10="urn:schemas-microsoft-com:office:word" xmlns:w="http://schemas.openxmlformats.org/wordprocessingml/2006/main" xmlns:w14="http://schemas.microsoft.com/office/word/2010/wordml" xmlns:w15="http://schemas.microsoft.com/office/word/2012/wordml" xmlns:w16cid="http://schemas.microsoft.com/office/word/2016/wordml/cid" xmlns:w16se="http://schemas.microsoft.com/office/word/2015/wordml/symex" xmlns:wpg="http://schemas.microsoft.com/office/word/2010/wordprocessingGroup" xmlns:wpi="http://schemas.microsoft.com/office/word/2010/wordprocessingInk" xmlns:wne="http://schemas.microsoft.com/office/word/2006/wordml" xmlns:wps="http://schemas.microsoft.com/office/word/2010/wordprocessingShape" mc:Ignorable="w14 w15 w16se w16cid wp14">
+  <w:endnote w:type="separator" w:id="-1">
+    <w:p>
+      <w:r>
+        <w:separator/>
+      </w:r>
+    </w:p>
+  </w:endnote>
+  <w:endnote w:type="continuationSeparator" w:id="0">
+    <w:p>
+      <w:r>
+        <w:continuationSeparator/>
+      </w:r>
+    </w:p>
+  </w:endnote>
+</w:endnotes>
+</file>
+
+<file path=word/footnotes.xml><?xml version="1.0" encoding="utf-8"?>
+<w:footnotes xmlns:wpc="http://schemas.microsoft.com/office/word/2010/wordprocessingCanvas" xmlns:cx="http://schemas.microsoft.com/office/drawing/2014/chartex" xmlns:cx1="http://schemas.microsoft.com/office/drawing/2015/9/8/chartex" xmlns:cx2="http://schemas.microsoft.com/office/drawing/2015/10/21/chartex" xmlns:cx3="http://schemas.microsoft.com/office/drawing/2016/5/9/chartex" xmlns:cx4="http://schemas.microsoft.com/office/drawing/2016/5/10/chartex" xmlns:cx5="http://schemas.microsoft.com/office/drawing/2016/5/11/chartex" xmlns:cx6="http://schemas.microsoft.com/office/drawing/2016/5/12/chartex" xmlns:cx7="http://schemas.microsoft.com/office/drawing/2016/5/13/chartex" xmlns:cx8="http://schemas.microsoft.com/office/drawing/2016/5/14/chartex" xmlns:mc="http://schemas.openxmlformats.org/markup-compatibility/2006" xmlns:aink="http://schemas.microsoft.com/office/drawing/2016/ink" xmlns:am3d="http://schemas.microsoft.com/office/drawing/2017/model3d" xmlns:o="urn:schemas-microsoft-com:office:office" xmlns:r="http://schemas.openxmlformats.org/officeDocument/2006/relationships" xmlns:m="http://schemas.openxmlformats.org/officeDocument/2006/math" xmlns:v="urn:schemas-microsoft-com:vml" xmlns:wp14="http://schemas.microsoft.com/office/word/2010/wordprocessingDrawing" xmlns:wp="http://schemas.openxmlformats.org/drawingml/2006/wordprocessingDrawing" xmlns:w10="urn:schemas-microsoft-com:office:word" xmlns:w="http://schemas.openxmlformats.org/wordprocessingml/2006/main" xmlns:w14="http://schemas.microsoft.com/office/word/2010/wordml" xmlns:w15="http://schemas.microsoft.com/office/word/2012/wordml" xmlns:w16cid="http://schemas.microsoft.com/office/word/2016/wordml/cid" xmlns:w16se="http://schemas.microsoft.com/office/word/2015/wordml/symex" xmlns:wpg="http://schemas.microsoft.com/office/word/2010/wordprocessingGroup" xmlns:wpi="http://schemas.microsoft.com/office/word/2010/wordprocessingInk" xmlns:wne="http://schemas.microsoft.com/office/word/2006/wordml" xmlns:wps="http://schemas.microsoft.com/office/word/2010/wordprocessingShape" mc:Ignorable="w14 w15 w16se w16cid wp14">
+  <w:footnote w:type="separator" w:id="-1">
+    <w:p>
+      <w:r>
+        <w:separator/>
+      </w:r>
+    </w:p>
+  </w:footnote>
+  <w:footnote w:type="continuationSeparator" w:id="0">
+    <w:p>
+      <w:r>
+        <w:continuationSeparator/>
+      </w:r>
+    </w:p>
+  </w:footnote>
+</w:footnotes>
 </file>
 
 <file path=word/styles.xml><?xml version="1.0" encoding="utf-8"?>
@@ -644,9 +4804,13 @@
   <w:style w:type="paragraph" w:default="1" w:styleId="a">
     <w:name w:val="Normal"/>
     <w:qFormat/>
+    <w:rsid w:val="00A56C30"/>
     <w:pPr>
       <w:widowControl w:val="0"/>
     </w:pPr>
+    <w:rPr>
+      <w:rFonts w:ascii="Times New Roman" w:eastAsia="標楷體" w:hAnsi="Times New Roman"/>
+    </w:rPr>
   </w:style>
   <w:style w:type="character" w:default="1" w:styleId="a0">
     <w:name w:val="Default Paragraph Font"/>
@@ -674,6 +4838,76 @@
     <w:uiPriority w:val="99"/>
     <w:semiHidden/>
     <w:unhideWhenUsed/>
+  </w:style>
+  <w:style w:type="paragraph" w:styleId="a3">
+    <w:name w:val="header"/>
+    <w:basedOn w:val="a"/>
+    <w:link w:val="a4"/>
+    <w:uiPriority w:val="99"/>
+    <w:unhideWhenUsed/>
+    <w:rsid w:val="003B26A6"/>
+    <w:pPr>
+      <w:tabs>
+        <w:tab w:val="center" w:pos="4153"/>
+        <w:tab w:val="right" w:pos="8306"/>
+      </w:tabs>
+      <w:snapToGrid w:val="0"/>
+    </w:pPr>
+    <w:rPr>
+      <w:sz w:val="20"/>
+      <w:szCs w:val="20"/>
+    </w:rPr>
+  </w:style>
+  <w:style w:type="character" w:customStyle="1" w:styleId="a4">
+    <w:name w:val="頁首 字元"/>
+    <w:basedOn w:val="a0"/>
+    <w:link w:val="a3"/>
+    <w:uiPriority w:val="99"/>
+    <w:rsid w:val="003B26A6"/>
+    <w:rPr>
+      <w:sz w:val="20"/>
+      <w:szCs w:val="20"/>
+    </w:rPr>
+  </w:style>
+  <w:style w:type="paragraph" w:styleId="a5">
+    <w:name w:val="footer"/>
+    <w:basedOn w:val="a"/>
+    <w:link w:val="a6"/>
+    <w:uiPriority w:val="99"/>
+    <w:unhideWhenUsed/>
+    <w:rsid w:val="003B26A6"/>
+    <w:pPr>
+      <w:tabs>
+        <w:tab w:val="center" w:pos="4153"/>
+        <w:tab w:val="right" w:pos="8306"/>
+      </w:tabs>
+      <w:snapToGrid w:val="0"/>
+    </w:pPr>
+    <w:rPr>
+      <w:sz w:val="20"/>
+      <w:szCs w:val="20"/>
+    </w:rPr>
+  </w:style>
+  <w:style w:type="character" w:customStyle="1" w:styleId="a6">
+    <w:name w:val="頁尾 字元"/>
+    <w:basedOn w:val="a0"/>
+    <w:link w:val="a5"/>
+    <w:uiPriority w:val="99"/>
+    <w:rsid w:val="003B26A6"/>
+    <w:rPr>
+      <w:sz w:val="20"/>
+      <w:szCs w:val="20"/>
+    </w:rPr>
+  </w:style>
+  <w:style w:type="character" w:styleId="a7">
+    <w:name w:val="Placeholder Text"/>
+    <w:basedOn w:val="a0"/>
+    <w:uiPriority w:val="99"/>
+    <w:semiHidden/>
+    <w:rsid w:val="000F47E2"/>
+    <w:rPr>
+      <w:color w:val="808080"/>
+    </w:rPr>
   </w:style>
 </w:styles>
 </file>
